--- a/layunin-theme/downloadables/6_THE_ULTIMATE_PRODUCTIVITY_VAULT.docx
+++ b/layunin-theme/downloadables/6_THE_ULTIMATE_PRODUCTIVITY_VAULT.docx
@@ -8,7 +8,6 @@
       </w:pPr>
       <w:r>
         <w:rPr>
-          <w:rFonts w:ascii="Georgia" w:hAnsi="Georgia"/>
           <w:b/>
           <w:color w:val="050A18"/>
           <w:sz w:val="64"/>
@@ -30,8 +29,94 @@
       </w:r>
     </w:p>
     <w:p>
+      <w:pPr>
+        <w:pStyle w:val="Heading1"/>
+      </w:pPr>
       <w:r>
-        <w:br/>
+        <w:t>EXECUTIVE SUMMARY</w:t>
+      </w:r>
+    </w:p>
+    <w:p>
+      <w:r>
+        <w:t>Time is the only non-renewable resource. This vault provides the systems used by Tier-1 founders to compress 40 hours of work into 12. We focus on Attention, Energy, and Environment.</w:t>
+      </w:r>
+    </w:p>
+    <w:p>
+      <w:pPr>
+        <w:pStyle w:val="Heading2"/>
+      </w:pPr>
+      <w:r>
+        <w:t>Energy Mapping</w:t>
+      </w:r>
+    </w:p>
+    <w:p>
+      <w:r>
+        <w:t>Green Hours: Peak focus. Yellow Hours: Mid-focus (logic). Red Hours: Low focus (admin). The Law: NEVER check email during your Green Hours.</w:t>
+      </w:r>
+    </w:p>
+    <w:p>
+      <w:pPr>
+        <w:pStyle w:val="Heading2"/>
+      </w:pPr>
+      <w:r>
+        <w:t>The Distraction Shield</w:t>
+      </w:r>
+    </w:p>
+    <w:p>
+      <w:r>
+        <w:t>If you can see it, you will use it. Build a 'Clean Room' laboratory for focus. Remove your phone. Every ping is a 'micro-attack' on your empire's progress.</w:t>
+      </w:r>
+    </w:p>
+    <w:p>
+      <w:pPr>
+        <w:pStyle w:val="Heading2"/>
+      </w:pPr>
+      <w:r>
+        <w:t>The Sunday Sprint Planning</w:t>
+      </w:r>
+    </w:p>
+    <w:p>
+      <w:r>
+        <w:t>The week is won before it begins. Use the 'Master Objective' framework. Assign the 'Daily Triple' to every day to ensure perpetual velocity.</w:t>
+      </w:r>
+    </w:p>
+    <w:p>
+      <w:pPr>
+        <w:pStyle w:val="Heading2"/>
+      </w:pPr>
+      <w:r>
+        <w:t>The Pomodoro+ System</w:t>
+      </w:r>
+    </w:p>
+    <w:p>
+      <w:r>
+        <w:t>Optimize work/reset ratios based on cognitive science. 50-minute deep blocks followed by 10-minute 'Biological Resets'. Movement over screens.</w:t>
+      </w:r>
+    </w:p>
+    <w:p>
+      <w:pPr>
+        <w:pStyle w:val="Heading2"/>
+      </w:pPr>
+      <w:r>
+        <w:t>Digital Sunset &amp; Recovery</w:t>
+      </w:r>
+    </w:p>
+    <w:p>
+      <w:r>
+        <w:t>Protect your recovery. Implement a 'Digital Sunset' 60 minutes before sleep. Ensure your Green Hours tomorrow are actually green. Attention is your most valuable asset.</w:t>
+      </w:r>
+    </w:p>
+    <w:p>
+      <w:pPr>
+        <w:pStyle w:val="Heading2"/>
+      </w:pPr>
+      <w:r>
+        <w:t>The 90-Day Execution Engine</w:t>
+      </w:r>
+    </w:p>
+    <w:p>
+      <w:r>
+        <w:t>A detailed roadmap for your first full cycle of the Layunin system. templates for weekly reviews and monthly strategic audits.</w:t>
       </w:r>
     </w:p>
     <w:p>
@@ -39,156 +124,7 @@
         <w:pStyle w:val="Heading1"/>
       </w:pPr>
       <w:r>
-        <w:t>I. THE ARCHITECTURAL CORE</w:t>
-      </w:r>
-    </w:p>
-    <w:p>
-      <w:r>
-        <w:t>This blueprint is a Tier-1 strategic asset designed for high-achievers. It provides the frameworks, the psychology, and the tools for absolute mastery.</w:t>
-      </w:r>
-    </w:p>
-    <w:p>
-      <w:pPr>
-        <w:pStyle w:val="Heading2"/>
-      </w:pPr>
-      <w:r>
-        <w:t>I. ARCHITECTURE OVER HACKS</w:t>
-      </w:r>
-    </w:p>
-    <w:p>
-      <w:pPr>
-        <w:jc w:val="left"/>
-      </w:pPr>
-      <w:r>
-        <w:t>Most productivity advice is a collection of 'tips'. This vault is a system of 'Architecture'. We focus on the structural barriers to performance: Attention, Energy, and Environment. Compress 40 hours of output into 12.</w:t>
-      </w:r>
-    </w:p>
-    <w:p>
-      <w:r>
-        <w:br/>
-      </w:r>
-    </w:p>
-    <w:p>
-      <w:pPr>
-        <w:pStyle w:val="Heading2"/>
-      </w:pPr>
-      <w:r>
-        <w:t>II. ENERGY MAPPING</w:t>
-      </w:r>
-    </w:p>
-    <w:p>
-      <w:pPr>
-        <w:jc w:val="left"/>
-      </w:pPr>
-      <w:r>
-        <w:t xml:space="preserve">You are not a machine; you are biological. </w:t>
-        <w:br/>
-        <w:br/>
-        <w:t>- Green Hours: Peak focus (Deep architecture).</w:t>
-        <w:br/>
-        <w:t>- Yellow Hours: Mid-focus (Meetings, logic).</w:t>
-        <w:br/>
-        <w:t>- Red Hours: Low focus (Admin, routine).</w:t>
-        <w:br/>
-        <w:br/>
-        <w:t>The Law: NEVER check email during your Green Hours.</w:t>
-      </w:r>
-    </w:p>
-    <w:p>
-      <w:r>
-        <w:br/>
-      </w:r>
-    </w:p>
-    <w:p>
-      <w:pPr>
-        <w:pStyle w:val="Heading2"/>
-      </w:pPr>
-      <w:r>
-        <w:t>III. THE DISTRACTION SHIELD</w:t>
-      </w:r>
-    </w:p>
-    <w:p>
-      <w:pPr>
-        <w:jc w:val="left"/>
-      </w:pPr>
-      <w:r>
-        <w:t>If you can see it, you will use it. Build a 'Clean Room' laboratory for focus. Remove your phone from the room. Disable all notifications. Every ping is a 'micro-attack' on your empire's progress.</w:t>
-      </w:r>
-    </w:p>
-    <w:p>
-      <w:r>
-        <w:br/>
-      </w:r>
-    </w:p>
-    <w:p>
-      <w:pPr>
-        <w:pStyle w:val="Heading2"/>
-      </w:pPr>
-      <w:r>
-        <w:t>IV. THE SUNDAY SPRINT PLANNING</w:t>
-      </w:r>
-    </w:p>
-    <w:p>
-      <w:pPr>
-        <w:jc w:val="left"/>
-      </w:pPr>
-      <w:r>
-        <w:t>The week is won before it begins. Use the 'Master Objective' framework to define the one win that makes the week a success. Assign the 'Daily Triple' to every day to ensure perpetual velocity.</w:t>
-      </w:r>
-    </w:p>
-    <w:p>
-      <w:r>
-        <w:br/>
-      </w:r>
-    </w:p>
-    <w:p>
-      <w:pPr>
-        <w:pStyle w:val="Heading2"/>
-      </w:pPr>
-      <w:r>
-        <w:t>V. THE POMODORO+ SYSTEM</w:t>
-      </w:r>
-    </w:p>
-    <w:p>
-      <w:pPr>
-        <w:jc w:val="left"/>
-      </w:pPr>
-      <w:r>
-        <w:t>Optimize your work/reset ratios based on cognitive science. Use 50-minute deep blocks followed by 10-minute 'Biological Resets' (No screens, movement only). Maintain high velocity for 12+ hours without burnout.</w:t>
-      </w:r>
-    </w:p>
-    <w:p>
-      <w:r>
-        <w:br/>
-      </w:r>
-    </w:p>
-    <w:p>
-      <w:pPr>
-        <w:pStyle w:val="Heading2"/>
-      </w:pPr>
-      <w:r>
-        <w:t>VI. DIGITAL SUNSET &amp; RECOVERY</w:t>
-      </w:r>
-    </w:p>
-    <w:p>
-      <w:pPr>
-        <w:jc w:val="left"/>
-      </w:pPr>
-      <w:r>
-        <w:t>Protect your recovery. Implement a 'Digital Sunset' 60 minutes before sleep. This ensures your Green Hours tomorrow are actually green. Attention is your most valuable asset; protect it fiercely.</w:t>
-      </w:r>
-    </w:p>
-    <w:p>
-      <w:r>
-        <w:br/>
-      </w:r>
-    </w:p>
-    <w:p>
-      <w:pPr>
-        <w:pStyle w:val="Heading1"/>
-      </w:pPr>
-      <w:r>
-        <w:t>II. ELITE EXECUTION CHECKLIST</w:t>
+        <w:t>ELITE EXECUTION CHECKLIST</w:t>
       </w:r>
     </w:p>
     <w:p>
@@ -196,7 +132,7 @@
         <w:pStyle w:val="ListBullet"/>
       </w:pPr>
       <w:r>
-        <w:t>Audit your energy levels for 3 days to find your Green Hours.</w:t>
+        <w:t>Audit your energy levels for 3 days.</w:t>
       </w:r>
     </w:p>
     <w:p>
@@ -204,7 +140,7 @@
         <w:pStyle w:val="ListBullet"/>
       </w:pPr>
       <w:r>
-        <w:t>Establish a physical 'Deep Work' zone with zero distractions.</w:t>
+        <w:t>Establish a physical 'Deep Work' zone.</w:t>
       </w:r>
     </w:p>
     <w:p>
@@ -212,7 +148,7 @@
         <w:pStyle w:val="ListBullet"/>
       </w:pPr>
       <w:r>
-        <w:t>Commit to a 60-minute screen-free 'Digital Sunset' tonight.</w:t>
+        <w:t>Commit to a screen-free 'Digital Sunset' tonight.</w:t>
       </w:r>
     </w:p>
     <w:p>
@@ -220,7 +156,7 @@
         <w:pStyle w:val="ListBullet"/>
       </w:pPr>
       <w:r>
-        <w:t>Define your top 3 wins for tomorrow before you sleep today.</w:t>
+        <w:t>Define your top 3 wins for tomorrow.</w:t>
       </w:r>
     </w:p>
     <w:p>
@@ -228,24 +164,10 @@
         <w:pStyle w:val="ListBullet"/>
       </w:pPr>
       <w:r>
-        <w:t>Set up a Weekly Strategic Review in your calendar for Sunday.</w:t>
-      </w:r>
-    </w:p>
-    <w:p>
-      <w:pPr>
-        <w:pStyle w:val="Heading1"/>
-      </w:pPr>
-      <w:r>
-        <w:t>III. FINAL EXECUTIVE SUMMARY</w:t>
-      </w:r>
-    </w:p>
-    <w:p>
-      <w:r>
-        <w:t>Your potential is only as strong as the systems you deploy. This document serves as the architecture; you are the master builder. Initiate the protocol immediately.</w:t>
+        <w:t>Set up a Weekly Strategic Review for Sunday.</w:t>
       </w:r>
     </w:p>
     <w:sectPr>
-      <w:footerReference w:type="default" r:id="rId9"/>
       <w:pgSz w:w="12240" w:h="15840"/>
       <w:pgMar w:top="1440" w:right="1800" w:bottom="1440" w:left="1800" w:header="720" w:footer="720" w:gutter="0"/>
       <w:cols w:space="720"/>
@@ -253,19 +175,6 @@
     </w:sectPr>
   </w:body>
 </w:document>
-</file>
-
-<file path=word/footer1.xml><?xml version="1.0" encoding="utf-8"?>
-<w:ftr xmlns:m="http://schemas.openxmlformats.org/officeDocument/2006/math" xmlns:mc="http://schemas.openxmlformats.org/markup-compatibility/2006" xmlns:mo="http://schemas.microsoft.com/office/mac/office/2008/main" xmlns:mv="urn:schemas-microsoft-com:mac:vml" xmlns:o="urn:schemas-microsoft-com:office:office" xmlns:r="http://schemas.openxmlformats.org/officeDocument/2006/relationships" xmlns:v="urn:schemas-microsoft-com:vml" xmlns:w10="urn:schemas-microsoft-com:office:word" xmlns:w14="http://schemas.microsoft.com/office/word/2010/wordml" xmlns:w="http://schemas.openxmlformats.org/wordprocessingml/2006/main" xmlns:wne="http://schemas.microsoft.com/office/word/2006/wordml" xmlns:wp14="http://schemas.microsoft.com/office/word/2010/wordprocessingDrawing" xmlns:wp="http://schemas.openxmlformats.org/drawingml/2006/wordprocessingDrawing" xmlns:wpc="http://schemas.microsoft.com/office/word/2010/wordprocessingCanvas" xmlns:wpg="http://schemas.microsoft.com/office/word/2010/wordprocessingGroup" xmlns:wpi="http://schemas.microsoft.com/office/word/2010/wordprocessingInk" xmlns:wps="http://schemas.microsoft.com/office/word/2010/wordprocessingShape" mc:Ignorable="w14 wp14">
-  <w:p>
-    <w:pPr>
-      <w:pStyle w:val="Footer"/>
-    </w:pPr>
-    <w:r>
-      <w:t>© 2024 Layunin Elite Systems | Absolute Masterpiece Grade | Confidential</w:t>
-    </w:r>
-  </w:p>
-</w:ftr>
 </file>
 
 <file path=word/numbering.xml><?xml version="1.0" encoding="utf-8"?>

--- a/layunin-theme/downloadables/6_THE_ULTIMATE_PRODUCTIVITY_VAULT.docx
+++ b/layunin-theme/downloadables/6_THE_ULTIMATE_PRODUCTIVITY_VAULT.docx
@@ -4,15 +4,11 @@
   <w:body>
     <w:p>
       <w:pPr>
+        <w:pStyle w:val="Title"/>
         <w:jc w:val="center"/>
       </w:pPr>
       <w:r>
-        <w:rPr>
-          <w:b/>
-          <w:color w:val="050A18"/>
-          <w:sz w:val="64"/>
-        </w:rPr>
-        <w:t>THE ULTIMATE PRODUCTIVITY VAULT</w:t>
+        <w:t>THE_ULTIMATE_PRODUCTIVITY_VAULT</w:t>
       </w:r>
     </w:p>
     <w:p>
@@ -20,12 +16,12 @@
         <w:jc w:val="center"/>
       </w:pPr>
       <w:r>
-        <w:rPr>
-          <w:i/>
-          <w:color w:val="C5A02B"/>
-          <w:sz w:val="36"/>
-        </w:rPr>
         <w:t>The Science of High-Output Execution and Energy Management</w:t>
+      </w:r>
+    </w:p>
+    <w:p>
+      <w:r>
+        <w:br w:type="page"/>
       </w:r>
     </w:p>
     <w:p>
@@ -33,90 +29,38 @@
         <w:pStyle w:val="Heading1"/>
       </w:pPr>
       <w:r>
-        <w:t>EXECUTIVE SUMMARY</w:t>
+        <w:t>MODULE 1: Energy Mapping</w:t>
       </w:r>
     </w:p>
     <w:p>
       <w:r>
-        <w:t>Time is the only non-renewable resource. This vault provides the systems used by Tier-1 founders to compress 40 hours of work into 12. We focus on Attention, Energy, and Environment.</w:t>
+        <w:t>Strategic Objective: Align with your biology.</w:t>
+      </w:r>
+    </w:p>
+    <w:p>
+      <w:r>
+        <w:t>BPE (Biological Peak Energy) windows.</w:t>
+      </w:r>
+    </w:p>
+    <w:p>
+      <w:r>
+        <w:t>Elite Execution Steps:</w:t>
       </w:r>
     </w:p>
     <w:p>
       <w:pPr>
-        <w:pStyle w:val="Heading2"/>
+        <w:pStyle w:val="ListBullet"/>
       </w:pPr>
       <w:r>
-        <w:t>Energy Mapping</w:t>
-      </w:r>
-    </w:p>
-    <w:p>
-      <w:r>
-        <w:t>Green Hours: Peak focus. Yellow Hours: Mid-focus (logic). Red Hours: Low focus (admin). The Law: NEVER check email during your Green Hours.</w:t>
+        <w:t>7-day energy log</w:t>
       </w:r>
     </w:p>
     <w:p>
       <w:pPr>
-        <w:pStyle w:val="Heading2"/>
+        <w:pStyle w:val="ListBullet"/>
       </w:pPr>
       <w:r>
-        <w:t>The Distraction Shield</w:t>
-      </w:r>
-    </w:p>
-    <w:p>
-      <w:r>
-        <w:t>If you can see it, you will use it. Build a 'Clean Room' laboratory for focus. Remove your phone. Every ping is a 'micro-attack' on your empire's progress.</w:t>
-      </w:r>
-    </w:p>
-    <w:p>
-      <w:pPr>
-        <w:pStyle w:val="Heading2"/>
-      </w:pPr>
-      <w:r>
-        <w:t>The Sunday Sprint Planning</w:t>
-      </w:r>
-    </w:p>
-    <w:p>
-      <w:r>
-        <w:t>The week is won before it begins. Use the 'Master Objective' framework. Assign the 'Daily Triple' to every day to ensure perpetual velocity.</w:t>
-      </w:r>
-    </w:p>
-    <w:p>
-      <w:pPr>
-        <w:pStyle w:val="Heading2"/>
-      </w:pPr>
-      <w:r>
-        <w:t>The Pomodoro+ System</w:t>
-      </w:r>
-    </w:p>
-    <w:p>
-      <w:r>
-        <w:t>Optimize work/reset ratios based on cognitive science. 50-minute deep blocks followed by 10-minute 'Biological Resets'. Movement over screens.</w:t>
-      </w:r>
-    </w:p>
-    <w:p>
-      <w:pPr>
-        <w:pStyle w:val="Heading2"/>
-      </w:pPr>
-      <w:r>
-        <w:t>Digital Sunset &amp; Recovery</w:t>
-      </w:r>
-    </w:p>
-    <w:p>
-      <w:r>
-        <w:t>Protect your recovery. Implement a 'Digital Sunset' 60 minutes before sleep. Ensure your Green Hours tomorrow are actually green. Attention is your most valuable asset.</w:t>
-      </w:r>
-    </w:p>
-    <w:p>
-      <w:pPr>
-        <w:pStyle w:val="Heading2"/>
-      </w:pPr>
-      <w:r>
-        <w:t>The 90-Day Execution Engine</w:t>
-      </w:r>
-    </w:p>
-    <w:p>
-      <w:r>
-        <w:t>A detailed roadmap for your first full cycle of the Layunin system. templates for weekly reviews and monthly strategic audits.</w:t>
+        <w:t>Green Hour schedule</w:t>
       </w:r>
     </w:p>
     <w:p>
@@ -124,7 +68,22 @@
         <w:pStyle w:val="Heading1"/>
       </w:pPr>
       <w:r>
-        <w:t>ELITE EXECUTION CHECKLIST</w:t>
+        <w:t>MODULE 2: The Distraction Shield</w:t>
+      </w:r>
+    </w:p>
+    <w:p>
+      <w:r>
+        <w:t>Strategic Objective: Protect your attention.</w:t>
+      </w:r>
+    </w:p>
+    <w:p>
+      <w:r>
+        <w:t>Building a 'Clean Room' for focus.</w:t>
+      </w:r>
+    </w:p>
+    <w:p>
+      <w:r>
+        <w:t>Elite Execution Steps:</w:t>
       </w:r>
     </w:p>
     <w:p>
@@ -132,7 +91,7 @@
         <w:pStyle w:val="ListBullet"/>
       </w:pPr>
       <w:r>
-        <w:t>Audit your energy levels for 3 days.</w:t>
+        <w:t>Notification audit</w:t>
       </w:r>
     </w:p>
     <w:p>
@@ -140,7 +99,30 @@
         <w:pStyle w:val="ListBullet"/>
       </w:pPr>
       <w:r>
-        <w:t>Establish a physical 'Deep Work' zone.</w:t>
+        <w:t>Physical zone</w:t>
+      </w:r>
+    </w:p>
+    <w:p>
+      <w:pPr>
+        <w:pStyle w:val="Heading1"/>
+      </w:pPr>
+      <w:r>
+        <w:t>MODULE 3: Sunday Sprint Planning</w:t>
+      </w:r>
+    </w:p>
+    <w:p>
+      <w:r>
+        <w:t>Strategic Objective: Win the week early.</w:t>
+      </w:r>
+    </w:p>
+    <w:p>
+      <w:r>
+        <w:t>Strategic audit of the next 7 days.</w:t>
+      </w:r>
+    </w:p>
+    <w:p>
+      <w:r>
+        <w:t>Elite Execution Steps:</w:t>
       </w:r>
     </w:p>
     <w:p>
@@ -148,7 +130,7 @@
         <w:pStyle w:val="ListBullet"/>
       </w:pPr>
       <w:r>
-        <w:t>Commit to a screen-free 'Digital Sunset' tonight.</w:t>
+        <w:t>Sunday review</w:t>
       </w:r>
     </w:p>
     <w:p>
@@ -156,7 +138,30 @@
         <w:pStyle w:val="ListBullet"/>
       </w:pPr>
       <w:r>
-        <w:t>Define your top 3 wins for tomorrow.</w:t>
+        <w:t>Daily Triple wins</w:t>
+      </w:r>
+    </w:p>
+    <w:p>
+      <w:pPr>
+        <w:pStyle w:val="Heading1"/>
+      </w:pPr>
+      <w:r>
+        <w:t>MODULE 4: The Digital Sunset</w:t>
+      </w:r>
+    </w:p>
+    <w:p>
+      <w:r>
+        <w:t>Strategic Objective: Engineer perfect recovery.</w:t>
+      </w:r>
+    </w:p>
+    <w:p>
+      <w:r>
+        <w:t>Restoring your most valuable asset: focus.</w:t>
+      </w:r>
+    </w:p>
+    <w:p>
+      <w:r>
+        <w:t>Elite Execution Steps:</w:t>
       </w:r>
     </w:p>
     <w:p>
@@ -164,7 +169,15 @@
         <w:pStyle w:val="ListBullet"/>
       </w:pPr>
       <w:r>
-        <w:t>Set up a Weekly Strategic Review for Sunday.</w:t>
+        <w:t>Sunset ritual</w:t>
+      </w:r>
+    </w:p>
+    <w:p>
+      <w:pPr>
+        <w:pStyle w:val="ListBullet"/>
+      </w:pPr>
+      <w:r>
+        <w:t>Input detox</w:t>
       </w:r>
     </w:p>
     <w:sectPr>
@@ -540,6 +553,10 @@
     <w:name w:val="Normal"/>
     <w:qFormat/>
     <w:rsid w:val="00FC693F"/>
+    <w:rPr>
+      <w:rFonts w:ascii="Inter" w:hAnsi="Inter"/>
+      <w:sz w:val="22"/>
+    </w:rPr>
   </w:style>
   <w:style w:type="paragraph" w:styleId="Header">
     <w:name w:val="header"/>

--- a/layunin-theme/downloadables/6_THE_ULTIMATE_PRODUCTIVITY_VAULT.docx
+++ b/layunin-theme/downloadables/6_THE_ULTIMATE_PRODUCTIVITY_VAULT.docx
@@ -8,7 +8,7 @@
         <w:jc w:val="center"/>
       </w:pPr>
       <w:r>
-        <w:t>THE_ULTIMATE_PRODUCTIVITY_VAULT</w:t>
+        <w:t>THE ULTIMATE PRODUCTIVITY VAULT</w:t>
       </w:r>
     </w:p>
     <w:p>
@@ -16,7 +16,7 @@
         <w:jc w:val="center"/>
       </w:pPr>
       <w:r>
-        <w:t>The Science of High-Output Execution and Energy Management</w:t>
+        <w:t>High-Output Science</w:t>
       </w:r>
     </w:p>
     <w:p>
@@ -29,22 +29,17 @@
         <w:pStyle w:val="Heading1"/>
       </w:pPr>
       <w:r>
-        <w:t>MODULE 1: Energy Mapping</w:t>
+        <w:t>MODULE 1: Energy Map</w:t>
       </w:r>
     </w:p>
     <w:p>
       <w:r>
-        <w:t>Strategic Objective: Align with your biology.</w:t>
+        <w:t>Objective: Peak Biology.</w:t>
       </w:r>
     </w:p>
     <w:p>
       <w:r>
-        <w:t>BPE (Biological Peak Energy) windows.</w:t>
-      </w:r>
-    </w:p>
-    <w:p>
-      <w:r>
-        <w:t>Elite Execution Steps:</w:t>
+        <w:t>Green Hour protocol.</w:t>
       </w:r>
     </w:p>
     <w:p>
@@ -52,7 +47,7 @@
         <w:pStyle w:val="ListBullet"/>
       </w:pPr>
       <w:r>
-        <w:t>7-day energy log</w:t>
+        <w:t>Energy log</w:t>
       </w:r>
     </w:p>
     <w:p>
@@ -60,7 +55,7 @@
         <w:pStyle w:val="ListBullet"/>
       </w:pPr>
       <w:r>
-        <w:t>Green Hour schedule</w:t>
+        <w:t>Schedule</w:t>
       </w:r>
     </w:p>
     <w:p>
@@ -68,22 +63,17 @@
         <w:pStyle w:val="Heading1"/>
       </w:pPr>
       <w:r>
-        <w:t>MODULE 2: The Distraction Shield</w:t>
+        <w:t>MODULE 2: Shield</w:t>
       </w:r>
     </w:p>
     <w:p>
       <w:r>
-        <w:t>Strategic Objective: Protect your attention.</w:t>
+        <w:t>Objective: Attention.</w:t>
       </w:r>
     </w:p>
     <w:p>
       <w:r>
-        <w:t>Building a 'Clean Room' for focus.</w:t>
-      </w:r>
-    </w:p>
-    <w:p>
-      <w:r>
-        <w:t>Elite Execution Steps:</w:t>
+        <w:t>Clean Room laboratory.</w:t>
       </w:r>
     </w:p>
     <w:p>
@@ -91,7 +81,7 @@
         <w:pStyle w:val="ListBullet"/>
       </w:pPr>
       <w:r>
-        <w:t>Notification audit</w:t>
+        <w:t>Audit</w:t>
       </w:r>
     </w:p>
     <w:p>
@@ -99,7 +89,7 @@
         <w:pStyle w:val="ListBullet"/>
       </w:pPr>
       <w:r>
-        <w:t>Physical zone</w:t>
+        <w:t>Zone</w:t>
       </w:r>
     </w:p>
     <w:p>
@@ -107,22 +97,17 @@
         <w:pStyle w:val="Heading1"/>
       </w:pPr>
       <w:r>
-        <w:t>MODULE 3: Sunday Sprint Planning</w:t>
+        <w:t>MODULE 3: Sprint Planning</w:t>
       </w:r>
     </w:p>
     <w:p>
       <w:r>
-        <w:t>Strategic Objective: Win the week early.</w:t>
+        <w:t>Objective: Win early.</w:t>
       </w:r>
     </w:p>
     <w:p>
       <w:r>
-        <w:t>Strategic audit of the next 7 days.</w:t>
-      </w:r>
-    </w:p>
-    <w:p>
-      <w:r>
-        <w:t>Elite Execution Steps:</w:t>
+        <w:t>Sunday Strategic Audit.</w:t>
       </w:r>
     </w:p>
     <w:p>
@@ -138,7 +123,7 @@
         <w:pStyle w:val="ListBullet"/>
       </w:pPr>
       <w:r>
-        <w:t>Daily Triple wins</w:t>
+        <w:t>Triple wins</w:t>
       </w:r>
     </w:p>
     <w:p>
@@ -146,22 +131,17 @@
         <w:pStyle w:val="Heading1"/>
       </w:pPr>
       <w:r>
-        <w:t>MODULE 4: The Digital Sunset</w:t>
+        <w:t>MODULE 4: Digital Sunset</w:t>
       </w:r>
     </w:p>
     <w:p>
       <w:r>
-        <w:t>Strategic Objective: Engineer perfect recovery.</w:t>
+        <w:t>Objective: Recovery.</w:t>
       </w:r>
     </w:p>
     <w:p>
       <w:r>
-        <w:t>Restoring your most valuable asset: focus.</w:t>
-      </w:r>
-    </w:p>
-    <w:p>
-      <w:r>
-        <w:t>Elite Execution Steps:</w:t>
+        <w:t>Focus restoration.</w:t>
       </w:r>
     </w:p>
     <w:p>
@@ -169,7 +149,7 @@
         <w:pStyle w:val="ListBullet"/>
       </w:pPr>
       <w:r>
-        <w:t>Sunset ritual</w:t>
+        <w:t>Ritual</w:t>
       </w:r>
     </w:p>
     <w:p>
@@ -177,7 +157,143 @@
         <w:pStyle w:val="ListBullet"/>
       </w:pPr>
       <w:r>
-        <w:t>Input detox</w:t>
+        <w:t>Detox</w:t>
+      </w:r>
+    </w:p>
+    <w:p>
+      <w:pPr>
+        <w:pStyle w:val="Heading1"/>
+      </w:pPr>
+      <w:r>
+        <w:t>MODULE 5: Batching</w:t>
+      </w:r>
+    </w:p>
+    <w:p>
+      <w:r>
+        <w:t>Objective: Momentum.</w:t>
+      </w:r>
+    </w:p>
+    <w:p>
+      <w:r>
+        <w:t>Advanced calendar logic.</w:t>
+      </w:r>
+    </w:p>
+    <w:p>
+      <w:pPr>
+        <w:pStyle w:val="ListBullet"/>
+      </w:pPr>
+      <w:r>
+        <w:t>Theme days</w:t>
+      </w:r>
+    </w:p>
+    <w:p>
+      <w:pPr>
+        <w:pStyle w:val="ListBullet"/>
+      </w:pPr>
+      <w:r>
+        <w:t>Blocks</w:t>
+      </w:r>
+    </w:p>
+    <w:p>
+      <w:pPr>
+        <w:pStyle w:val="Heading1"/>
+      </w:pPr>
+      <w:r>
+        <w:t>MODULE 6: No-Meetings</w:t>
+      </w:r>
+    </w:p>
+    <w:p>
+      <w:r>
+        <w:t>Objective: Flow.</w:t>
+      </w:r>
+    </w:p>
+    <w:p>
+      <w:r>
+        <w:t>Asynch communication.</w:t>
+      </w:r>
+    </w:p>
+    <w:p>
+      <w:pPr>
+        <w:pStyle w:val="ListBullet"/>
+      </w:pPr>
+      <w:r>
+        <w:t>Comm audit</w:t>
+      </w:r>
+    </w:p>
+    <w:p>
+      <w:pPr>
+        <w:pStyle w:val="ListBullet"/>
+      </w:pPr>
+      <w:r>
+        <w:t>SOP</w:t>
+      </w:r>
+    </w:p>
+    <w:p>
+      <w:pPr>
+        <w:pStyle w:val="Heading1"/>
+      </w:pPr>
+      <w:r>
+        <w:t>MODULE 7: Velocity Review</w:t>
+      </w:r>
+    </w:p>
+    <w:p>
+      <w:r>
+        <w:t>Objective: Audit.</w:t>
+      </w:r>
+    </w:p>
+    <w:p>
+      <w:r>
+        <w:t>Structuring reflection.</w:t>
+      </w:r>
+    </w:p>
+    <w:p>
+      <w:pPr>
+        <w:pStyle w:val="ListBullet"/>
+      </w:pPr>
+      <w:r>
+        <w:t>Journal</w:t>
+      </w:r>
+    </w:p>
+    <w:p>
+      <w:pPr>
+        <w:pStyle w:val="ListBullet"/>
+      </w:pPr>
+      <w:r>
+        <w:t>Audit</w:t>
+      </w:r>
+    </w:p>
+    <w:p>
+      <w:pPr>
+        <w:pStyle w:val="Heading1"/>
+      </w:pPr>
+      <w:r>
+        <w:t>MODULE 8: Leverage Tools</w:t>
+      </w:r>
+    </w:p>
+    <w:p>
+      <w:r>
+        <w:t>Objective: Leverage.</w:t>
+      </w:r>
+    </w:p>
+    <w:p>
+      <w:r>
+        <w:t>Notion/AI workflows.</w:t>
+      </w:r>
+    </w:p>
+    <w:p>
+      <w:pPr>
+        <w:pStyle w:val="ListBullet"/>
+      </w:pPr>
+      <w:r>
+        <w:t>Audit</w:t>
+      </w:r>
+    </w:p>
+    <w:p>
+      <w:pPr>
+        <w:pStyle w:val="ListBullet"/>
+      </w:pPr>
+      <w:r>
+        <w:t>Setup</w:t>
       </w:r>
     </w:p>
     <w:sectPr>
@@ -553,10 +669,6 @@
     <w:name w:val="Normal"/>
     <w:qFormat/>
     <w:rsid w:val="00FC693F"/>
-    <w:rPr>
-      <w:rFonts w:ascii="Inter" w:hAnsi="Inter"/>
-      <w:sz w:val="22"/>
-    </w:rPr>
   </w:style>
   <w:style w:type="paragraph" w:styleId="Header">
     <w:name w:val="header"/>

--- a/layunin-theme/downloadables/6_THE_ULTIMATE_PRODUCTIVITY_VAULT.docx
+++ b/layunin-theme/downloadables/6_THE_ULTIMATE_PRODUCTIVITY_VAULT.docx
@@ -16,7 +16,7 @@
         <w:jc w:val="center"/>
       </w:pPr>
       <w:r>
-        <w:t>High-Output Science</w:t>
+        <w:t>The Science of High-Output Execution</w:t>
       </w:r>
     </w:p>
     <w:p>
@@ -29,17 +29,17 @@
         <w:pStyle w:val="Heading1"/>
       </w:pPr>
       <w:r>
-        <w:t>MODULE 1: Energy Map</w:t>
+        <w:t>MODULE 1: Energy Mapping (BPE)</w:t>
       </w:r>
     </w:p>
     <w:p>
       <w:r>
-        <w:t>Objective: Peak Biology.</w:t>
+        <w:t>Objective: Align your work with your Biological Peak Energy windows.</w:t>
       </w:r>
     </w:p>
     <w:p>
       <w:r>
-        <w:t>Green Hour protocol.</w:t>
+        <w:t>Time management is a lie; energy management is the truth. Map your BPE to identify your 'Green Hours' (peak focus). NEVER check email or Slack during these times. Protect your most valuable cognitive assets for high-level architecture.</w:t>
       </w:r>
     </w:p>
     <w:p>
@@ -47,7 +47,7 @@
         <w:pStyle w:val="ListBullet"/>
       </w:pPr>
       <w:r>
-        <w:t>Energy log</w:t>
+        <w:t>Perform a 7-day 'Energy Log' audit</w:t>
       </w:r>
     </w:p>
     <w:p>
@@ -55,7 +55,20 @@
         <w:pStyle w:val="ListBullet"/>
       </w:pPr>
       <w:r>
-        <w:t>Schedule</w:t>
+        <w:t>Schedule 'Green Window' deep work</w:t>
+      </w:r>
+    </w:p>
+    <w:p>
+      <w:pPr>
+        <w:pStyle w:val="ListBullet"/>
+      </w:pPr>
+      <w:r>
+        <w:t>Audit low-energy 'Red Window' tasks</w:t>
+      </w:r>
+    </w:p>
+    <w:p>
+      <w:r>
+        <w:br/>
       </w:r>
     </w:p>
     <w:p>
@@ -63,17 +76,17 @@
         <w:pStyle w:val="Heading1"/>
       </w:pPr>
       <w:r>
-        <w:t>MODULE 2: Shield</w:t>
+        <w:t>MODULE 2: The Distraction Shield</w:t>
       </w:r>
     </w:p>
     <w:p>
       <w:r>
-        <w:t>Objective: Attention.</w:t>
+        <w:t>Objective: Engineer a 'Clean Room' environment for deep uninterrupted work.</w:t>
       </w:r>
     </w:p>
     <w:p>
       <w:r>
-        <w:t>Clean Room laboratory.</w:t>
+        <w:t>Your phone is a micro-attack on your future empire. Learn to build physical and digital shields that make distraction impossible. Every ping costs you 23 minutes of focus recovery. Architecture requires silence and long-form attention.</w:t>
       </w:r>
     </w:p>
     <w:p>
@@ -81,7 +94,7 @@
         <w:pStyle w:val="ListBullet"/>
       </w:pPr>
       <w:r>
-        <w:t>Audit</w:t>
+        <w:t>Establish a 'Physical Focus Zone'</w:t>
       </w:r>
     </w:p>
     <w:p>
@@ -89,7 +102,20 @@
         <w:pStyle w:val="ListBullet"/>
       </w:pPr>
       <w:r>
-        <w:t>Zone</w:t>
+        <w:t>Remove phone from workspace protocol</w:t>
+      </w:r>
+    </w:p>
+    <w:p>
+      <w:pPr>
+        <w:pStyle w:val="ListBullet"/>
+      </w:pPr>
+      <w:r>
+        <w:t>Implement a 'Single-Tab' work session</w:t>
+      </w:r>
+    </w:p>
+    <w:p>
+      <w:r>
+        <w:br/>
       </w:r>
     </w:p>
     <w:p>
@@ -97,17 +123,17 @@
         <w:pStyle w:val="Heading1"/>
       </w:pPr>
       <w:r>
-        <w:t>MODULE 3: Sprint Planning</w:t>
+        <w:t>MODULE 3: Sunday Sprint Planning</w:t>
       </w:r>
     </w:p>
     <w:p>
       <w:r>
-        <w:t>Objective: Win early.</w:t>
+        <w:t>Objective: Win the week before it begins through strategic auditing.</w:t>
       </w:r>
     </w:p>
     <w:p>
       <w:r>
-        <w:t>Sunday Strategic Audit.</w:t>
+        <w:t>The Sunday Strategic Audit is the most important hour of your week. Review last week's friction, celebrate wins, and plan your 'Daily Triple' for the next 7 days. This ritual ensures perpetual velocity and mission alignment.</w:t>
       </w:r>
     </w:p>
     <w:p>
@@ -115,7 +141,7 @@
         <w:pStyle w:val="ListBullet"/>
       </w:pPr>
       <w:r>
-        <w:t>Sunday review</w:t>
+        <w:t>Perform a 'Sunday Reflection' ritual</w:t>
       </w:r>
     </w:p>
     <w:p>
@@ -123,7 +149,20 @@
         <w:pStyle w:val="ListBullet"/>
       </w:pPr>
       <w:r>
-        <w:t>Triple wins</w:t>
+        <w:t>Identify the 'Daily Triple' for Monday</w:t>
+      </w:r>
+    </w:p>
+    <w:p>
+      <w:pPr>
+        <w:pStyle w:val="ListBullet"/>
+      </w:pPr>
+      <w:r>
+        <w:t>Audit calendar for 'Time-Leaks'</w:t>
+      </w:r>
+    </w:p>
+    <w:p>
+      <w:r>
+        <w:br/>
       </w:r>
     </w:p>
     <w:p>
@@ -131,17 +170,17 @@
         <w:pStyle w:val="Heading1"/>
       </w:pPr>
       <w:r>
-        <w:t>MODULE 4: Digital Sunset</w:t>
+        <w:t>MODULE 4: The Digital Sunset</w:t>
       </w:r>
     </w:p>
     <w:p>
       <w:r>
-        <w:t>Objective: Recovery.</w:t>
+        <w:t>Objective: Engineer perfect recovery to restore focus and energy.</w:t>
       </w:r>
     </w:p>
     <w:p>
       <w:r>
-        <w:t>Focus restoration.</w:t>
+        <w:t>The day ends 60 minutes before you sleep. Implement a 'Digital Sunset'—no screens, no inputs, only recovery. Protecting your sleep quality ensures your Green Hours tomorrow are actually green. Attention is a renewable but fragile resource.</w:t>
       </w:r>
     </w:p>
     <w:p>
@@ -149,7 +188,7 @@
         <w:pStyle w:val="ListBullet"/>
       </w:pPr>
       <w:r>
-        <w:t>Ritual</w:t>
+        <w:t>Establish an 8:00 PM 'Digital Sunset'</w:t>
       </w:r>
     </w:p>
     <w:p>
@@ -157,7 +196,20 @@
         <w:pStyle w:val="ListBullet"/>
       </w:pPr>
       <w:r>
-        <w:t>Detox</w:t>
+        <w:t>Implement a 'Brain-Dump' evening ritual</w:t>
+      </w:r>
+    </w:p>
+    <w:p>
+      <w:pPr>
+        <w:pStyle w:val="ListBullet"/>
+      </w:pPr>
+      <w:r>
+        <w:t>Audit bedroom for 'Recovery Optimization'</w:t>
+      </w:r>
+    </w:p>
+    <w:p>
+      <w:r>
+        <w:br/>
       </w:r>
     </w:p>
     <w:p>
@@ -165,17 +217,17 @@
         <w:pStyle w:val="Heading1"/>
       </w:pPr>
       <w:r>
-        <w:t>MODULE 5: Batching</w:t>
+        <w:t>MODULE 5: Batching &amp; Time-Blocking</w:t>
       </w:r>
     </w:p>
     <w:p>
       <w:r>
-        <w:t>Objective: Momentum.</w:t>
+        <w:t>Objective: Consolidate tasks to maintain maximum cognitive momentum.</w:t>
       </w:r>
     </w:p>
     <w:p>
       <w:r>
-        <w:t>Advanced calendar logic.</w:t>
+        <w:t>Context switching is a productivity killer. Learn to theme your days (e.g., Marketing Mondays, Strategic Thursdays). Use 'Time-Blocking' to ensure your Keystone Goals receive the required cognitive bandwidth without interruption.</w:t>
       </w:r>
     </w:p>
     <w:p>
@@ -183,7 +235,7 @@
         <w:pStyle w:val="ListBullet"/>
       </w:pPr>
       <w:r>
-        <w:t>Theme days</w:t>
+        <w:t>Theme your work days for the next month</w:t>
       </w:r>
     </w:p>
     <w:p>
@@ -191,7 +243,20 @@
         <w:pStyle w:val="ListBullet"/>
       </w:pPr>
       <w:r>
-        <w:t>Blocks</w:t>
+        <w:t>Block 3-hour 'Maker-Time' slots</w:t>
+      </w:r>
+    </w:p>
+    <w:p>
+      <w:pPr>
+        <w:pStyle w:val="ListBullet"/>
+      </w:pPr>
+      <w:r>
+        <w:t>Audit current 'Fragmented' schedule</w:t>
+      </w:r>
+    </w:p>
+    <w:p>
+      <w:r>
+        <w:br/>
       </w:r>
     </w:p>
     <w:p>
@@ -199,17 +264,17 @@
         <w:pStyle w:val="Heading1"/>
       </w:pPr>
       <w:r>
-        <w:t>MODULE 6: No-Meetings</w:t>
+        <w:t>MODULE 6: The 'No-Meeting' Culture</w:t>
       </w:r>
     </w:p>
     <w:p>
       <w:r>
-        <w:t>Objective: Flow.</w:t>
+        <w:t>Objective: Protect your flow through asynchronous communication.</w:t>
       </w:r>
     </w:p>
     <w:p>
       <w:r>
-        <w:t>Asynch communication.</w:t>
+        <w:t>Meetings are often administrative theatre. Implement 'Asynch SOPs' to replace status updates with recorded videos or structured docs. Protect the 'Maker's Schedule' to ensure your team is building, not just talking about building.</w:t>
       </w:r>
     </w:p>
     <w:p>
@@ -217,7 +282,7 @@
         <w:pStyle w:val="ListBullet"/>
       </w:pPr>
       <w:r>
-        <w:t>Comm audit</w:t>
+        <w:t>Perform a 'Meeting-to-Asynch' audit</w:t>
       </w:r>
     </w:p>
     <w:p>
@@ -225,7 +290,20 @@
         <w:pStyle w:val="ListBullet"/>
       </w:pPr>
       <w:r>
-        <w:t>SOP</w:t>
+        <w:t>Draft an 'Asynchronous Comm' SOP</w:t>
+      </w:r>
+    </w:p>
+    <w:p>
+      <w:pPr>
+        <w:pStyle w:val="ListBullet"/>
+      </w:pPr>
+      <w:r>
+        <w:t>Test a 'No-Meeting Wednesday' protocol</w:t>
+      </w:r>
+    </w:p>
+    <w:p>
+      <w:r>
+        <w:br/>
       </w:r>
     </w:p>
     <w:p>
@@ -233,17 +311,17 @@
         <w:pStyle w:val="Heading1"/>
       </w:pPr>
       <w:r>
-        <w:t>MODULE 7: Velocity Review</w:t>
+        <w:t>MODULE 7: Velocity Review &amp; Reflection</w:t>
       </w:r>
     </w:p>
     <w:p>
       <w:r>
-        <w:t>Objective: Audit.</w:t>
+        <w:t>Objective: Audit your velocity to maintain absolute mission alignment.</w:t>
       </w:r>
     </w:p>
     <w:p>
       <w:r>
-        <w:t>Structuring reflection.</w:t>
+        <w:t>Structured reflection is the compass of the Architect. Use daily journaling and annual audits to ensure your daily actions still align with your 'Layunin'. Velocity without alignment is just a faster way to the wrong destination.</w:t>
       </w:r>
     </w:p>
     <w:p>
@@ -251,7 +329,7 @@
         <w:pStyle w:val="ListBullet"/>
       </w:pPr>
       <w:r>
-        <w:t>Journal</w:t>
+        <w:t>Perform a daily 'Evening Reflection'</w:t>
       </w:r>
     </w:p>
     <w:p>
@@ -259,7 +337,20 @@
         <w:pStyle w:val="ListBullet"/>
       </w:pPr>
       <w:r>
-        <w:t>Audit</w:t>
+        <w:t>Schedule a 'Quarterly Alignment' audit</w:t>
+      </w:r>
+    </w:p>
+    <w:p>
+      <w:pPr>
+        <w:pStyle w:val="ListBullet"/>
+      </w:pPr>
+      <w:r>
+        <w:t>Draft a 'System Correction' protocol</w:t>
+      </w:r>
+    </w:p>
+    <w:p>
+      <w:r>
+        <w:br/>
       </w:r>
     </w:p>
     <w:p>
@@ -267,17 +358,17 @@
         <w:pStyle w:val="Heading1"/>
       </w:pPr>
       <w:r>
-        <w:t>MODULE 8: Leverage Tools</w:t>
+        <w:t>MODULE 8: Mastery of Leverage Tools</w:t>
       </w:r>
     </w:p>
     <w:p>
       <w:r>
-        <w:t>Objective: Leverage.</w:t>
+        <w:t>Objective: Leverage software to automate your focus and organization.</w:t>
       </w:r>
     </w:p>
     <w:p>
       <w:r>
-        <w:t>Notion/AI workflows.</w:t>
+        <w:t>Advanced workflows in Notion, Linear, and AI managers. Learn to use tools that augment your memory and project management. Your tools should be the 'Second Brain' that allows your first brain to focus entirely on strategy.</w:t>
       </w:r>
     </w:p>
     <w:p>
@@ -285,7 +376,7 @@
         <w:pStyle w:val="ListBullet"/>
       </w:pPr>
       <w:r>
-        <w:t>Audit</w:t>
+        <w:t>Perform a 'Leverage Tool' audit</w:t>
       </w:r>
     </w:p>
     <w:p>
@@ -293,7 +384,20 @@
         <w:pStyle w:val="ListBullet"/>
       </w:pPr>
       <w:r>
-        <w:t>Setup</w:t>
+        <w:t>Set up a centralized 'Empire HQ' in Notion</w:t>
+      </w:r>
+    </w:p>
+    <w:p>
+      <w:pPr>
+        <w:pStyle w:val="ListBullet"/>
+      </w:pPr>
+      <w:r>
+        <w:t>Connect AI to one core task manager</w:t>
+      </w:r>
+    </w:p>
+    <w:p>
+      <w:r>
+        <w:br/>
       </w:r>
     </w:p>
     <w:sectPr>

--- a/layunin-theme/downloadables/6_THE_ULTIMATE_PRODUCTIVITY_VAULT.docx
+++ b/layunin-theme/downloadables/6_THE_ULTIMATE_PRODUCTIVITY_VAULT.docx
@@ -16,7 +16,7 @@
         <w:jc w:val="center"/>
       </w:pPr>
       <w:r>
-        <w:t>The Science of High-Output Execution</w:t>
+        <w:t>High-Output Science</w:t>
       </w:r>
     </w:p>
     <w:p>
@@ -29,17 +29,32 @@
         <w:pStyle w:val="Heading1"/>
       </w:pPr>
       <w:r>
-        <w:t>MODULE 1: Energy Mapping (BPE)</w:t>
+        <w:t>MODULE 1: Mastery Module 1</w:t>
       </w:r>
     </w:p>
     <w:p>
       <w:r>
-        <w:t>Objective: Align your work with your Biological Peak Energy windows.</w:t>
+        <w:t>Objective: Achieve world-class execution.</w:t>
       </w:r>
     </w:p>
     <w:p>
       <w:r>
-        <w:t>Time management is a lie; energy management is the truth. Map your BPE to identify your 'Green Hours' (peak focus). NEVER check email or Slack during these times. Protect your most valuable cognitive assets for high-level architecture.</w:t>
+        <w:t>Deep strategic deep-dive into THE ULTIMATE PRODUCTIVITY VAULT pillar 1. We analyze global trends and local PH implementation protocols to ensure absolute scalability.</w:t>
+      </w:r>
+    </w:p>
+    <w:p>
+      <w:r>
+        <w:t>Mastery Frameworks:</w:t>
+      </w:r>
+    </w:p>
+    <w:p>
+      <w:r>
+        <w:t>Framework: The Elite Performance Audit. ROI: Multi-six-figure growth potential.</w:t>
+      </w:r>
+    </w:p>
+    <w:p>
+      <w:r>
+        <w:t>Execution Steps:</w:t>
       </w:r>
     </w:p>
     <w:p>
@@ -47,7 +62,7 @@
         <w:pStyle w:val="ListBullet"/>
       </w:pPr>
       <w:r>
-        <w:t>Perform a 7-day 'Energy Log' audit</w:t>
+        <w:t>Audit state</w:t>
       </w:r>
     </w:p>
     <w:p>
@@ -55,7 +70,7 @@
         <w:pStyle w:val="ListBullet"/>
       </w:pPr>
       <w:r>
-        <w:t>Schedule 'Green Window' deep work</w:t>
+        <w:t>Deploy system</w:t>
       </w:r>
     </w:p>
     <w:p>
@@ -63,7 +78,7 @@
         <w:pStyle w:val="ListBullet"/>
       </w:pPr>
       <w:r>
-        <w:t>Audit low-energy 'Red Window' tasks</w:t>
+        <w:t>Refine results</w:t>
       </w:r>
     </w:p>
     <w:p>
@@ -76,17 +91,32 @@
         <w:pStyle w:val="Heading1"/>
       </w:pPr>
       <w:r>
-        <w:t>MODULE 2: The Distraction Shield</w:t>
+        <w:t>MODULE 2: Mastery Module 2</w:t>
       </w:r>
     </w:p>
     <w:p>
       <w:r>
-        <w:t>Objective: Engineer a 'Clean Room' environment for deep uninterrupted work.</w:t>
+        <w:t>Objective: Achieve world-class execution.</w:t>
       </w:r>
     </w:p>
     <w:p>
       <w:r>
-        <w:t>Your phone is a micro-attack on your future empire. Learn to build physical and digital shields that make distraction impossible. Every ping costs you 23 minutes of focus recovery. Architecture requires silence and long-form attention.</w:t>
+        <w:t>Deep strategic deep-dive into THE ULTIMATE PRODUCTIVITY VAULT pillar 2. We analyze global trends and local PH implementation protocols to ensure absolute scalability.</w:t>
+      </w:r>
+    </w:p>
+    <w:p>
+      <w:r>
+        <w:t>Mastery Frameworks:</w:t>
+      </w:r>
+    </w:p>
+    <w:p>
+      <w:r>
+        <w:t>Framework: The Elite Performance Audit. ROI: Multi-six-figure growth potential.</w:t>
+      </w:r>
+    </w:p>
+    <w:p>
+      <w:r>
+        <w:t>Execution Steps:</w:t>
       </w:r>
     </w:p>
     <w:p>
@@ -94,7 +124,7 @@
         <w:pStyle w:val="ListBullet"/>
       </w:pPr>
       <w:r>
-        <w:t>Establish a 'Physical Focus Zone'</w:t>
+        <w:t>Audit state</w:t>
       </w:r>
     </w:p>
     <w:p>
@@ -102,7 +132,7 @@
         <w:pStyle w:val="ListBullet"/>
       </w:pPr>
       <w:r>
-        <w:t>Remove phone from workspace protocol</w:t>
+        <w:t>Deploy system</w:t>
       </w:r>
     </w:p>
     <w:p>
@@ -110,7 +140,7 @@
         <w:pStyle w:val="ListBullet"/>
       </w:pPr>
       <w:r>
-        <w:t>Implement a 'Single-Tab' work session</w:t>
+        <w:t>Refine results</w:t>
       </w:r>
     </w:p>
     <w:p>
@@ -123,17 +153,32 @@
         <w:pStyle w:val="Heading1"/>
       </w:pPr>
       <w:r>
-        <w:t>MODULE 3: Sunday Sprint Planning</w:t>
+        <w:t>MODULE 3: Mastery Module 3</w:t>
       </w:r>
     </w:p>
     <w:p>
       <w:r>
-        <w:t>Objective: Win the week before it begins through strategic auditing.</w:t>
+        <w:t>Objective: Achieve world-class execution.</w:t>
       </w:r>
     </w:p>
     <w:p>
       <w:r>
-        <w:t>The Sunday Strategic Audit is the most important hour of your week. Review last week's friction, celebrate wins, and plan your 'Daily Triple' for the next 7 days. This ritual ensures perpetual velocity and mission alignment.</w:t>
+        <w:t>Deep strategic deep-dive into THE ULTIMATE PRODUCTIVITY VAULT pillar 3. We analyze global trends and local PH implementation protocols to ensure absolute scalability.</w:t>
+      </w:r>
+    </w:p>
+    <w:p>
+      <w:r>
+        <w:t>Mastery Frameworks:</w:t>
+      </w:r>
+    </w:p>
+    <w:p>
+      <w:r>
+        <w:t>Framework: The Elite Performance Audit. ROI: Multi-six-figure growth potential.</w:t>
+      </w:r>
+    </w:p>
+    <w:p>
+      <w:r>
+        <w:t>Execution Steps:</w:t>
       </w:r>
     </w:p>
     <w:p>
@@ -141,7 +186,7 @@
         <w:pStyle w:val="ListBullet"/>
       </w:pPr>
       <w:r>
-        <w:t>Perform a 'Sunday Reflection' ritual</w:t>
+        <w:t>Audit state</w:t>
       </w:r>
     </w:p>
     <w:p>
@@ -149,7 +194,7 @@
         <w:pStyle w:val="ListBullet"/>
       </w:pPr>
       <w:r>
-        <w:t>Identify the 'Daily Triple' for Monday</w:t>
+        <w:t>Deploy system</w:t>
       </w:r>
     </w:p>
     <w:p>
@@ -157,7 +202,7 @@
         <w:pStyle w:val="ListBullet"/>
       </w:pPr>
       <w:r>
-        <w:t>Audit calendar for 'Time-Leaks'</w:t>
+        <w:t>Refine results</w:t>
       </w:r>
     </w:p>
     <w:p>
@@ -170,17 +215,32 @@
         <w:pStyle w:val="Heading1"/>
       </w:pPr>
       <w:r>
-        <w:t>MODULE 4: The Digital Sunset</w:t>
+        <w:t>MODULE 4: Mastery Module 4</w:t>
       </w:r>
     </w:p>
     <w:p>
       <w:r>
-        <w:t>Objective: Engineer perfect recovery to restore focus and energy.</w:t>
+        <w:t>Objective: Achieve world-class execution.</w:t>
       </w:r>
     </w:p>
     <w:p>
       <w:r>
-        <w:t>The day ends 60 minutes before you sleep. Implement a 'Digital Sunset'—no screens, no inputs, only recovery. Protecting your sleep quality ensures your Green Hours tomorrow are actually green. Attention is a renewable but fragile resource.</w:t>
+        <w:t>Deep strategic deep-dive into THE ULTIMATE PRODUCTIVITY VAULT pillar 4. We analyze global trends and local PH implementation protocols to ensure absolute scalability.</w:t>
+      </w:r>
+    </w:p>
+    <w:p>
+      <w:r>
+        <w:t>Mastery Frameworks:</w:t>
+      </w:r>
+    </w:p>
+    <w:p>
+      <w:r>
+        <w:t>Framework: The Elite Performance Audit. ROI: Multi-six-figure growth potential.</w:t>
+      </w:r>
+    </w:p>
+    <w:p>
+      <w:r>
+        <w:t>Execution Steps:</w:t>
       </w:r>
     </w:p>
     <w:p>
@@ -188,7 +248,7 @@
         <w:pStyle w:val="ListBullet"/>
       </w:pPr>
       <w:r>
-        <w:t>Establish an 8:00 PM 'Digital Sunset'</w:t>
+        <w:t>Audit state</w:t>
       </w:r>
     </w:p>
     <w:p>
@@ -196,7 +256,7 @@
         <w:pStyle w:val="ListBullet"/>
       </w:pPr>
       <w:r>
-        <w:t>Implement a 'Brain-Dump' evening ritual</w:t>
+        <w:t>Deploy system</w:t>
       </w:r>
     </w:p>
     <w:p>
@@ -204,7 +264,7 @@
         <w:pStyle w:val="ListBullet"/>
       </w:pPr>
       <w:r>
-        <w:t>Audit bedroom for 'Recovery Optimization'</w:t>
+        <w:t>Refine results</w:t>
       </w:r>
     </w:p>
     <w:p>
@@ -217,17 +277,32 @@
         <w:pStyle w:val="Heading1"/>
       </w:pPr>
       <w:r>
-        <w:t>MODULE 5: Batching &amp; Time-Blocking</w:t>
+        <w:t>MODULE 5: Mastery Module 5</w:t>
       </w:r>
     </w:p>
     <w:p>
       <w:r>
-        <w:t>Objective: Consolidate tasks to maintain maximum cognitive momentum.</w:t>
+        <w:t>Objective: Achieve world-class execution.</w:t>
       </w:r>
     </w:p>
     <w:p>
       <w:r>
-        <w:t>Context switching is a productivity killer. Learn to theme your days (e.g., Marketing Mondays, Strategic Thursdays). Use 'Time-Blocking' to ensure your Keystone Goals receive the required cognitive bandwidth without interruption.</w:t>
+        <w:t>Deep strategic deep-dive into THE ULTIMATE PRODUCTIVITY VAULT pillar 5. We analyze global trends and local PH implementation protocols to ensure absolute scalability.</w:t>
+      </w:r>
+    </w:p>
+    <w:p>
+      <w:r>
+        <w:t>Mastery Frameworks:</w:t>
+      </w:r>
+    </w:p>
+    <w:p>
+      <w:r>
+        <w:t>Framework: The Elite Performance Audit. ROI: Multi-six-figure growth potential.</w:t>
+      </w:r>
+    </w:p>
+    <w:p>
+      <w:r>
+        <w:t>Execution Steps:</w:t>
       </w:r>
     </w:p>
     <w:p>
@@ -235,7 +310,7 @@
         <w:pStyle w:val="ListBullet"/>
       </w:pPr>
       <w:r>
-        <w:t>Theme your work days for the next month</w:t>
+        <w:t>Audit state</w:t>
       </w:r>
     </w:p>
     <w:p>
@@ -243,7 +318,7 @@
         <w:pStyle w:val="ListBullet"/>
       </w:pPr>
       <w:r>
-        <w:t>Block 3-hour 'Maker-Time' slots</w:t>
+        <w:t>Deploy system</w:t>
       </w:r>
     </w:p>
     <w:p>
@@ -251,7 +326,7 @@
         <w:pStyle w:val="ListBullet"/>
       </w:pPr>
       <w:r>
-        <w:t>Audit current 'Fragmented' schedule</w:t>
+        <w:t>Refine results</w:t>
       </w:r>
     </w:p>
     <w:p>
@@ -264,17 +339,32 @@
         <w:pStyle w:val="Heading1"/>
       </w:pPr>
       <w:r>
-        <w:t>MODULE 6: The 'No-Meeting' Culture</w:t>
+        <w:t>MODULE 6: Mastery Module 6</w:t>
       </w:r>
     </w:p>
     <w:p>
       <w:r>
-        <w:t>Objective: Protect your flow through asynchronous communication.</w:t>
+        <w:t>Objective: Achieve world-class execution.</w:t>
       </w:r>
     </w:p>
     <w:p>
       <w:r>
-        <w:t>Meetings are often administrative theatre. Implement 'Asynch SOPs' to replace status updates with recorded videos or structured docs. Protect the 'Maker's Schedule' to ensure your team is building, not just talking about building.</w:t>
+        <w:t>Deep strategic deep-dive into THE ULTIMATE PRODUCTIVITY VAULT pillar 6. We analyze global trends and local PH implementation protocols to ensure absolute scalability.</w:t>
+      </w:r>
+    </w:p>
+    <w:p>
+      <w:r>
+        <w:t>Mastery Frameworks:</w:t>
+      </w:r>
+    </w:p>
+    <w:p>
+      <w:r>
+        <w:t>Framework: The Elite Performance Audit. ROI: Multi-six-figure growth potential.</w:t>
+      </w:r>
+    </w:p>
+    <w:p>
+      <w:r>
+        <w:t>Execution Steps:</w:t>
       </w:r>
     </w:p>
     <w:p>
@@ -282,7 +372,7 @@
         <w:pStyle w:val="ListBullet"/>
       </w:pPr>
       <w:r>
-        <w:t>Perform a 'Meeting-to-Asynch' audit</w:t>
+        <w:t>Audit state</w:t>
       </w:r>
     </w:p>
     <w:p>
@@ -290,7 +380,7 @@
         <w:pStyle w:val="ListBullet"/>
       </w:pPr>
       <w:r>
-        <w:t>Draft an 'Asynchronous Comm' SOP</w:t>
+        <w:t>Deploy system</w:t>
       </w:r>
     </w:p>
     <w:p>
@@ -298,7 +388,7 @@
         <w:pStyle w:val="ListBullet"/>
       </w:pPr>
       <w:r>
-        <w:t>Test a 'No-Meeting Wednesday' protocol</w:t>
+        <w:t>Refine results</w:t>
       </w:r>
     </w:p>
     <w:p>
@@ -311,17 +401,32 @@
         <w:pStyle w:val="Heading1"/>
       </w:pPr>
       <w:r>
-        <w:t>MODULE 7: Velocity Review &amp; Reflection</w:t>
+        <w:t>MODULE 7: Mastery Module 7</w:t>
       </w:r>
     </w:p>
     <w:p>
       <w:r>
-        <w:t>Objective: Audit your velocity to maintain absolute mission alignment.</w:t>
+        <w:t>Objective: Achieve world-class execution.</w:t>
       </w:r>
     </w:p>
     <w:p>
       <w:r>
-        <w:t>Structured reflection is the compass of the Architect. Use daily journaling and annual audits to ensure your daily actions still align with your 'Layunin'. Velocity without alignment is just a faster way to the wrong destination.</w:t>
+        <w:t>Deep strategic deep-dive into THE ULTIMATE PRODUCTIVITY VAULT pillar 7. We analyze global trends and local PH implementation protocols to ensure absolute scalability.</w:t>
+      </w:r>
+    </w:p>
+    <w:p>
+      <w:r>
+        <w:t>Mastery Frameworks:</w:t>
+      </w:r>
+    </w:p>
+    <w:p>
+      <w:r>
+        <w:t>Framework: The Elite Performance Audit. ROI: Multi-six-figure growth potential.</w:t>
+      </w:r>
+    </w:p>
+    <w:p>
+      <w:r>
+        <w:t>Execution Steps:</w:t>
       </w:r>
     </w:p>
     <w:p>
@@ -329,7 +434,7 @@
         <w:pStyle w:val="ListBullet"/>
       </w:pPr>
       <w:r>
-        <w:t>Perform a daily 'Evening Reflection'</w:t>
+        <w:t>Audit state</w:t>
       </w:r>
     </w:p>
     <w:p>
@@ -337,7 +442,7 @@
         <w:pStyle w:val="ListBullet"/>
       </w:pPr>
       <w:r>
-        <w:t>Schedule a 'Quarterly Alignment' audit</w:t>
+        <w:t>Deploy system</w:t>
       </w:r>
     </w:p>
     <w:p>
@@ -345,7 +450,7 @@
         <w:pStyle w:val="ListBullet"/>
       </w:pPr>
       <w:r>
-        <w:t>Draft a 'System Correction' protocol</w:t>
+        <w:t>Refine results</w:t>
       </w:r>
     </w:p>
     <w:p>
@@ -358,17 +463,32 @@
         <w:pStyle w:val="Heading1"/>
       </w:pPr>
       <w:r>
-        <w:t>MODULE 8: Mastery of Leverage Tools</w:t>
+        <w:t>MODULE 8: Mastery Module 8</w:t>
       </w:r>
     </w:p>
     <w:p>
       <w:r>
-        <w:t>Objective: Leverage software to automate your focus and organization.</w:t>
+        <w:t>Objective: Achieve world-class execution.</w:t>
       </w:r>
     </w:p>
     <w:p>
       <w:r>
-        <w:t>Advanced workflows in Notion, Linear, and AI managers. Learn to use tools that augment your memory and project management. Your tools should be the 'Second Brain' that allows your first brain to focus entirely on strategy.</w:t>
+        <w:t>Deep strategic deep-dive into THE ULTIMATE PRODUCTIVITY VAULT pillar 8. We analyze global trends and local PH implementation protocols to ensure absolute scalability.</w:t>
+      </w:r>
+    </w:p>
+    <w:p>
+      <w:r>
+        <w:t>Mastery Frameworks:</w:t>
+      </w:r>
+    </w:p>
+    <w:p>
+      <w:r>
+        <w:t>Framework: The Elite Performance Audit. ROI: Multi-six-figure growth potential.</w:t>
+      </w:r>
+    </w:p>
+    <w:p>
+      <w:r>
+        <w:t>Execution Steps:</w:t>
       </w:r>
     </w:p>
     <w:p>
@@ -376,7 +496,7 @@
         <w:pStyle w:val="ListBullet"/>
       </w:pPr>
       <w:r>
-        <w:t>Perform a 'Leverage Tool' audit</w:t>
+        <w:t>Audit state</w:t>
       </w:r>
     </w:p>
     <w:p>
@@ -384,7 +504,7 @@
         <w:pStyle w:val="ListBullet"/>
       </w:pPr>
       <w:r>
-        <w:t>Set up a centralized 'Empire HQ' in Notion</w:t>
+        <w:t>Deploy system</w:t>
       </w:r>
     </w:p>
     <w:p>
@@ -392,7 +512,7 @@
         <w:pStyle w:val="ListBullet"/>
       </w:pPr>
       <w:r>
-        <w:t>Connect AI to one core task manager</w:t>
+        <w:t>Refine results</w:t>
       </w:r>
     </w:p>
     <w:p>

--- a/layunin-theme/downloadables/6_THE_ULTIMATE_PRODUCTIVITY_VAULT.docx
+++ b/layunin-theme/downloadables/6_THE_ULTIMATE_PRODUCTIVITY_VAULT.docx
@@ -16,7 +16,7 @@
         <w:jc w:val="center"/>
       </w:pPr>
       <w:r>
-        <w:t>High-Output Science</w:t>
+        <w:t>The Science of High-Output Execution</w:t>
       </w:r>
     </w:p>
     <w:p>
@@ -29,27 +29,17 @@
         <w:pStyle w:val="Heading1"/>
       </w:pPr>
       <w:r>
-        <w:t>MODULE 1: Mastery Module 1</w:t>
+        <w:t>MODULE 1: Energy Mapping (BPE)</w:t>
       </w:r>
     </w:p>
     <w:p>
       <w:r>
-        <w:t>Objective: Achieve world-class execution.</w:t>
+        <w:t>Objective: Align work with your peak biology.</w:t>
       </w:r>
     </w:p>
     <w:p>
       <w:r>
-        <w:t>Deep strategic deep-dive into THE ULTIMATE PRODUCTIVITY VAULT pillar 1. We analyze global trends and local PH implementation protocols to ensure absolute scalability.</w:t>
-      </w:r>
-    </w:p>
-    <w:p>
-      <w:r>
-        <w:t>Mastery Frameworks:</w:t>
-      </w:r>
-    </w:p>
-    <w:p>
-      <w:r>
-        <w:t>Framework: The Elite Performance Audit. ROI: Multi-six-figure growth potential.</w:t>
+        <w:t>Protecting your 'Green Hours' for high-level creative tasks. Stop fighting your body and start working with it.</w:t>
       </w:r>
     </w:p>
     <w:p>
@@ -62,7 +52,7 @@
         <w:pStyle w:val="ListBullet"/>
       </w:pPr>
       <w:r>
-        <w:t>Audit state</w:t>
+        <w:t>Perform a 7-day Energy Log audit</w:t>
       </w:r>
     </w:p>
     <w:p>
@@ -70,7 +60,7 @@
         <w:pStyle w:val="ListBullet"/>
       </w:pPr>
       <w:r>
-        <w:t>Deploy system</w:t>
+        <w:t>Schedule your hardest task for your 'Green Window'</w:t>
       </w:r>
     </w:p>
     <w:p>
@@ -78,7 +68,7 @@
         <w:pStyle w:val="ListBullet"/>
       </w:pPr>
       <w:r>
-        <w:t>Refine results</w:t>
+        <w:t>Identify and eliminate 'Red Window' distractions</w:t>
       </w:r>
     </w:p>
     <w:p>
@@ -91,27 +81,17 @@
         <w:pStyle w:val="Heading1"/>
       </w:pPr>
       <w:r>
-        <w:t>MODULE 2: Mastery Module 2</w:t>
+        <w:t>MODULE 2: The Distraction Shield</w:t>
       </w:r>
     </w:p>
     <w:p>
       <w:r>
-        <w:t>Objective: Achieve world-class execution.</w:t>
+        <w:t>Objective: Engineer a focus laboratory.</w:t>
       </w:r>
     </w:p>
     <w:p>
       <w:r>
-        <w:t>Deep strategic deep-dive into THE ULTIMATE PRODUCTIVITY VAULT pillar 2. We analyze global trends and local PH implementation protocols to ensure absolute scalability.</w:t>
-      </w:r>
-    </w:p>
-    <w:p>
-      <w:r>
-        <w:t>Mastery Frameworks:</w:t>
-      </w:r>
-    </w:p>
-    <w:p>
-      <w:r>
-        <w:t>Framework: The Elite Performance Audit. ROI: Multi-six-figure growth potential.</w:t>
+        <w:t>Physical and digital shields that prevent deep flow from being interrupted. The cost of 'context switching' and how to avoid it.</w:t>
       </w:r>
     </w:p>
     <w:p>
@@ -124,7 +104,7 @@
         <w:pStyle w:val="ListBullet"/>
       </w:pPr>
       <w:r>
-        <w:t>Audit state</w:t>
+        <w:t>Setup a physical 'Focus Zone' in your office</w:t>
       </w:r>
     </w:p>
     <w:p>
@@ -132,7 +112,7 @@
         <w:pStyle w:val="ListBullet"/>
       </w:pPr>
       <w:r>
-        <w:t>Deploy system</w:t>
+        <w:t>Remove your phone from your line of sight during work</w:t>
       </w:r>
     </w:p>
     <w:p>
@@ -140,7 +120,7 @@
         <w:pStyle w:val="ListBullet"/>
       </w:pPr>
       <w:r>
-        <w:t>Refine results</w:t>
+        <w:t>Implement a 'Single-Tab' working protocol</w:t>
       </w:r>
     </w:p>
     <w:p>
@@ -153,27 +133,17 @@
         <w:pStyle w:val="Heading1"/>
       </w:pPr>
       <w:r>
-        <w:t>MODULE 3: Mastery Module 3</w:t>
+        <w:t>MODULE 3: Sunday Sprint Planning</w:t>
       </w:r>
     </w:p>
     <w:p>
       <w:r>
-        <w:t>Objective: Achieve world-class execution.</w:t>
+        <w:t>Objective: Win the week before it starts.</w:t>
       </w:r>
     </w:p>
     <w:p>
       <w:r>
-        <w:t>Deep strategic deep-dive into THE ULTIMATE PRODUCTIVITY VAULT pillar 3. We analyze global trends and local PH implementation protocols to ensure absolute scalability.</w:t>
-      </w:r>
-    </w:p>
-    <w:p>
-      <w:r>
-        <w:t>Mastery Frameworks:</w:t>
-      </w:r>
-    </w:p>
-    <w:p>
-      <w:r>
-        <w:t>Framework: The Elite Performance Audit. ROI: Multi-six-figure growth potential.</w:t>
+        <w:t>The Strategic Audit ritual. How to ensure your weekly actions are aligned with your 10-year goal.</w:t>
       </w:r>
     </w:p>
     <w:p>
@@ -186,7 +156,7 @@
         <w:pStyle w:val="ListBullet"/>
       </w:pPr>
       <w:r>
-        <w:t>Audit state</w:t>
+        <w:t>Perform a 30-minute Sunday Reflection</w:t>
       </w:r>
     </w:p>
     <w:p>
@@ -194,7 +164,7 @@
         <w:pStyle w:val="ListBullet"/>
       </w:pPr>
       <w:r>
-        <w:t>Deploy system</w:t>
+        <w:t>Identify your 'Triple Win' for the coming week</w:t>
       </w:r>
     </w:p>
     <w:p>
@@ -202,7 +172,7 @@
         <w:pStyle w:val="ListBullet"/>
       </w:pPr>
       <w:r>
-        <w:t>Refine results</w:t>
+        <w:t>Audit your calendar for 'Ghost Meetings'</w:t>
       </w:r>
     </w:p>
     <w:p>
@@ -215,27 +185,17 @@
         <w:pStyle w:val="Heading1"/>
       </w:pPr>
       <w:r>
-        <w:t>MODULE 4: Mastery Module 4</w:t>
+        <w:t>MODULE 4: The Digital Sunset</w:t>
       </w:r>
     </w:p>
     <w:p>
       <w:r>
-        <w:t>Objective: Achieve world-class execution.</w:t>
+        <w:t>Objective: Engineer perfect cognitive recovery.</w:t>
       </w:r>
     </w:p>
     <w:p>
       <w:r>
-        <w:t>Deep strategic deep-dive into THE ULTIMATE PRODUCTIVITY VAULT pillar 4. We analyze global trends and local PH implementation protocols to ensure absolute scalability.</w:t>
-      </w:r>
-    </w:p>
-    <w:p>
-      <w:r>
-        <w:t>Mastery Frameworks:</w:t>
-      </w:r>
-    </w:p>
-    <w:p>
-      <w:r>
-        <w:t>Framework: The Elite Performance Audit. ROI: Multi-six-figure growth potential.</w:t>
+        <w:t>Restoring focus through evening rituals. Why your productivity depends on how well you rest.</w:t>
       </w:r>
     </w:p>
     <w:p>
@@ -248,7 +208,7 @@
         <w:pStyle w:val="ListBullet"/>
       </w:pPr>
       <w:r>
-        <w:t>Audit state</w:t>
+        <w:t>Implement an 8:00 PM 'Digital Sunset'</w:t>
       </w:r>
     </w:p>
     <w:p>
@@ -256,7 +216,7 @@
         <w:pStyle w:val="ListBullet"/>
       </w:pPr>
       <w:r>
-        <w:t>Deploy system</w:t>
+        <w:t>Practice a 'Brain-Dump' ritual before bed</w:t>
       </w:r>
     </w:p>
     <w:p>
@@ -264,7 +224,7 @@
         <w:pStyle w:val="ListBullet"/>
       </w:pPr>
       <w:r>
-        <w:t>Refine results</w:t>
+        <w:t>Audit your sleep environment for optimal recovery</w:t>
       </w:r>
     </w:p>
     <w:p>
@@ -277,27 +237,17 @@
         <w:pStyle w:val="Heading1"/>
       </w:pPr>
       <w:r>
-        <w:t>MODULE 5: Mastery Module 5</w:t>
+        <w:t>MODULE 5: Batching &amp; Time-Blocking</w:t>
       </w:r>
     </w:p>
     <w:p>
       <w:r>
-        <w:t>Objective: Achieve world-class execution.</w:t>
+        <w:t>Objective: Maintain cognitive momentum.</w:t>
       </w:r>
     </w:p>
     <w:p>
       <w:r>
-        <w:t>Deep strategic deep-dive into THE ULTIMATE PRODUCTIVITY VAULT pillar 5. We analyze global trends and local PH implementation protocols to ensure absolute scalability.</w:t>
-      </w:r>
-    </w:p>
-    <w:p>
-      <w:r>
-        <w:t>Mastery Frameworks:</w:t>
-      </w:r>
-    </w:p>
-    <w:p>
-      <w:r>
-        <w:t>Framework: The Elite Performance Audit. ROI: Multi-six-figure growth potential.</w:t>
+        <w:t>Theme days to eliminate the cost of context switching. Grouping similar tasks for maximum efficiency.</w:t>
       </w:r>
     </w:p>
     <w:p>
@@ -310,7 +260,7 @@
         <w:pStyle w:val="ListBullet"/>
       </w:pPr>
       <w:r>
-        <w:t>Audit state</w:t>
+        <w:t>Assign a theme to each day of your week (e.g., Marketing Monday)</w:t>
       </w:r>
     </w:p>
     <w:p>
@@ -318,7 +268,7 @@
         <w:pStyle w:val="ListBullet"/>
       </w:pPr>
       <w:r>
-        <w:t>Deploy system</w:t>
+        <w:t>Block out 'Maker' vs 'Manager' slots</w:t>
       </w:r>
     </w:p>
     <w:p>
@@ -326,7 +276,7 @@
         <w:pStyle w:val="ListBullet"/>
       </w:pPr>
       <w:r>
-        <w:t>Refine results</w:t>
+        <w:t>Audit fragmented time blocks and consolidate them</w:t>
       </w:r>
     </w:p>
     <w:p>
@@ -339,27 +289,17 @@
         <w:pStyle w:val="Heading1"/>
       </w:pPr>
       <w:r>
-        <w:t>MODULE 6: Mastery Module 6</w:t>
+        <w:t>MODULE 6: No-Meeting Culture</w:t>
       </w:r>
     </w:p>
     <w:p>
       <w:r>
-        <w:t>Objective: Achieve world-class execution.</w:t>
+        <w:t>Objective: Protect flow via Asynchronous SOPs.</w:t>
       </w:r>
     </w:p>
     <w:p>
       <w:r>
-        <w:t>Deep strategic deep-dive into THE ULTIMATE PRODUCTIVITY VAULT pillar 6. We analyze global trends and local PH implementation protocols to ensure absolute scalability.</w:t>
-      </w:r>
-    </w:p>
-    <w:p>
-      <w:r>
-        <w:t>Mastery Frameworks:</w:t>
-      </w:r>
-    </w:p>
-    <w:p>
-      <w:r>
-        <w:t>Framework: The Elite Performance Audit. ROI: Multi-six-figure growth potential.</w:t>
+        <w:t>Moving from status meetings to written updates. Giving your team back their most valuable asset: Time.</w:t>
       </w:r>
     </w:p>
     <w:p>
@@ -372,7 +312,7 @@
         <w:pStyle w:val="ListBullet"/>
       </w:pPr>
       <w:r>
-        <w:t>Audit state</w:t>
+        <w:t>Perform a 'Meeting Audit' and delete 50% of them</w:t>
       </w:r>
     </w:p>
     <w:p>
@@ -380,7 +320,7 @@
         <w:pStyle w:val="ListBullet"/>
       </w:pPr>
       <w:r>
-        <w:t>Deploy system</w:t>
+        <w:t>Implement an Asynch Update SOP</w:t>
       </w:r>
     </w:p>
     <w:p>
@@ -388,7 +328,7 @@
         <w:pStyle w:val="ListBullet"/>
       </w:pPr>
       <w:r>
-        <w:t>Refine results</w:t>
+        <w:t>Test a 'No-Meeting Wednesday' for one month</w:t>
       </w:r>
     </w:p>
     <w:p>
@@ -401,27 +341,17 @@
         <w:pStyle w:val="Heading1"/>
       </w:pPr>
       <w:r>
-        <w:t>MODULE 7: Mastery Module 7</w:t>
+        <w:t>MODULE 7: Velocity Review Protocol</w:t>
       </w:r>
     </w:p>
     <w:p>
       <w:r>
-        <w:t>Objective: Achieve world-class execution.</w:t>
+        <w:t>Objective: Audit mission alignment daily.</w:t>
       </w:r>
     </w:p>
     <w:p>
       <w:r>
-        <w:t>Deep strategic deep-dive into THE ULTIMATE PRODUCTIVITY VAULT pillar 7. We analyze global trends and local PH implementation protocols to ensure absolute scalability.</w:t>
-      </w:r>
-    </w:p>
-    <w:p>
-      <w:r>
-        <w:t>Mastery Frameworks:</w:t>
-      </w:r>
-    </w:p>
-    <w:p>
-      <w:r>
-        <w:t>Framework: The Elite Performance Audit. ROI: Multi-six-figure growth potential.</w:t>
+        <w:t>Daily actions must align with directional purpose. The nightly ritual for 1% improvements.</w:t>
       </w:r>
     </w:p>
     <w:p>
@@ -434,7 +364,7 @@
         <w:pStyle w:val="ListBullet"/>
       </w:pPr>
       <w:r>
-        <w:t>Audit state</w:t>
+        <w:t>Perform a 5-minute Evening Reflection</w:t>
       </w:r>
     </w:p>
     <w:p>
@@ -442,7 +372,7 @@
         <w:pStyle w:val="ListBullet"/>
       </w:pPr>
       <w:r>
-        <w:t>Deploy system</w:t>
+        <w:t>Audit your alignment with your Keystone Goal</w:t>
       </w:r>
     </w:p>
     <w:p>
@@ -450,7 +380,7 @@
         <w:pStyle w:val="ListBullet"/>
       </w:pPr>
       <w:r>
-        <w:t>Refine results</w:t>
+        <w:t>Draft one correction protocol for the next day</w:t>
       </w:r>
     </w:p>
     <w:p>
@@ -463,27 +393,17 @@
         <w:pStyle w:val="Heading1"/>
       </w:pPr>
       <w:r>
-        <w:t>MODULE 8: Mastery Module 8</w:t>
+        <w:t>MODULE 8: Mastery of Leverage Tools</w:t>
       </w:r>
     </w:p>
     <w:p>
       <w:r>
-        <w:t>Objective: Achieve world-class execution.</w:t>
+        <w:t>Objective: Automate your second brain.</w:t>
       </w:r>
     </w:p>
     <w:p>
       <w:r>
-        <w:t>Deep strategic deep-dive into THE ULTIMATE PRODUCTIVITY VAULT pillar 8. We analyze global trends and local PH implementation protocols to ensure absolute scalability.</w:t>
-      </w:r>
-    </w:p>
-    <w:p>
-      <w:r>
-        <w:t>Mastery Frameworks:</w:t>
-      </w:r>
-    </w:p>
-    <w:p>
-      <w:r>
-        <w:t>Framework: The Elite Performance Audit. ROI: Multi-six-figure growth potential.</w:t>
+        <w:t>Advanced organization using tools like Notion and Linear. Building a system that remembers everything so you don't have to.</w:t>
       </w:r>
     </w:p>
     <w:p>
@@ -496,7 +416,7 @@
         <w:pStyle w:val="ListBullet"/>
       </w:pPr>
       <w:r>
-        <w:t>Audit state</w:t>
+        <w:t>Perform a Leverage Tool audit</w:t>
       </w:r>
     </w:p>
     <w:p>
@@ -504,7 +424,7 @@
         <w:pStyle w:val="ListBullet"/>
       </w:pPr>
       <w:r>
-        <w:t>Deploy system</w:t>
+        <w:t>Setup your 'Empire HQ' in Notion</w:t>
       </w:r>
     </w:p>
     <w:p>
@@ -512,7 +432,7 @@
         <w:pStyle w:val="ListBullet"/>
       </w:pPr>
       <w:r>
-        <w:t>Refine results</w:t>
+        <w:t>Connect your AI assistant to your task management system</w:t>
       </w:r>
     </w:p>
     <w:p>

--- a/layunin-theme/downloadables/6_THE_ULTIMATE_PRODUCTIVITY_VAULT.docx
+++ b/layunin-theme/downloadables/6_THE_ULTIMATE_PRODUCTIVITY_VAULT.docx
@@ -29,22 +29,28 @@
         <w:pStyle w:val="Heading1"/>
       </w:pPr>
       <w:r>
-        <w:t>MODULE 1: Energy Mapping (BPE)</w:t>
+        <w:t>MODULE 1: Energy Mapping &amp; BPE (Biological Peak Efficiency)</w:t>
       </w:r>
     </w:p>
     <w:p>
       <w:r>
-        <w:t>Objective: Align work with your peak biology.</w:t>
+        <w:rPr>
+          <w:b/>
+        </w:rPr>
+        <w:t>Strategic Objective: Align your hardest tasks with your highest energy windows.</w:t>
       </w:r>
     </w:p>
     <w:p>
       <w:r>
-        <w:t>Protecting your 'Green Hours' for high-level creative tasks. Stop fighting your body and start working with it.</w:t>
+        <w:t>Time management is a lie; energy management is the truth. We use the 'Energy Log' to map your biological rhythm over 7 days. You'll identify your 'Green Hours' (High Focus), 'Yellow Hours' (Routine), and 'Red Hours' (Recovery). The protocol is simple: Architect during Green, Manage during Yellow, Recover during Red. This 3X's your output without adding a single hour to your workday.</w:t>
       </w:r>
     </w:p>
     <w:p>
       <w:r>
-        <w:t>Execution Steps:</w:t>
+        <w:rPr>
+          <w:b/>
+        </w:rPr>
+        <w:t>Elite Execution Steps:</w:t>
       </w:r>
     </w:p>
     <w:p>
@@ -52,7 +58,7 @@
         <w:pStyle w:val="ListBullet"/>
       </w:pPr>
       <w:r>
-        <w:t>Perform a 7-day Energy Log audit</w:t>
+        <w:t>Track your energy levels every 2 hours for 5 days</w:t>
       </w:r>
     </w:p>
     <w:p>
@@ -60,7 +66,7 @@
         <w:pStyle w:val="ListBullet"/>
       </w:pPr>
       <w:r>
-        <w:t>Schedule your hardest task for your 'Green Window'</w:t>
+        <w:t>Label your 'Green Window' on your calendar</w:t>
       </w:r>
     </w:p>
     <w:p>
@@ -68,7 +74,7 @@
         <w:pStyle w:val="ListBullet"/>
       </w:pPr>
       <w:r>
-        <w:t>Identify and eliminate 'Red Window' distractions</w:t>
+        <w:t>Move all 'Architectural Work' into the Green Window</w:t>
       </w:r>
     </w:p>
     <w:p>
@@ -81,22 +87,28 @@
         <w:pStyle w:val="Heading1"/>
       </w:pPr>
       <w:r>
-        <w:t>MODULE 2: The Distraction Shield</w:t>
+        <w:t>MODULE 2: The Distraction Shield &amp; Deep Flow Laboratory</w:t>
       </w:r>
     </w:p>
     <w:p>
       <w:r>
-        <w:t>Objective: Engineer a focus laboratory.</w:t>
+        <w:rPr>
+          <w:b/>
+        </w:rPr>
+        <w:t>Strategic Objective: Eliminate cognitive leakage and protect your deep focus blocks.</w:t>
       </w:r>
     </w:p>
     <w:p>
       <w:r>
-        <w:t>Physical and digital shields that prevent deep flow from being interrupted. The cost of 'context switching' and how to avoid it.</w:t>
+        <w:t>Every notification is a 'structural crack' in your productivity. We implement the 'Shield Protocol.' You'll learn the 'Digital Minimalist' phone setup, the 'Single-Tab' browser rule, and how to use physical anchors to signal flow. We focus on the 'Cost of Switching'—why a 30-second distraction actually costs you 20 minutes of momentum.</w:t>
       </w:r>
     </w:p>
     <w:p>
       <w:r>
-        <w:t>Execution Steps:</w:t>
+        <w:rPr>
+          <w:b/>
+        </w:rPr>
+        <w:t>Elite Execution Steps:</w:t>
       </w:r>
     </w:p>
     <w:p>
@@ -104,7 +116,7 @@
         <w:pStyle w:val="ListBullet"/>
       </w:pPr>
       <w:r>
-        <w:t>Setup a physical 'Focus Zone' in your office</w:t>
+        <w:t>Disable all push notifications (except calls/DMs from VIPs)</w:t>
       </w:r>
     </w:p>
     <w:p>
@@ -112,7 +124,7 @@
         <w:pStyle w:val="ListBullet"/>
       </w:pPr>
       <w:r>
-        <w:t>Remove your phone from your line of sight during work</w:t>
+        <w:t>Setup a physical 'Focus Trigger' in your workspace</w:t>
       </w:r>
     </w:p>
     <w:p>
@@ -120,7 +132,7 @@
         <w:pStyle w:val="ListBullet"/>
       </w:pPr>
       <w:r>
-        <w:t>Implement a 'Single-Tab' working protocol</w:t>
+        <w:t>Implement the 'No-Phone-In-Room' rule for Deep Work</w:t>
       </w:r>
     </w:p>
     <w:p>
@@ -133,22 +145,28 @@
         <w:pStyle w:val="Heading1"/>
       </w:pPr>
       <w:r>
-        <w:t>MODULE 3: Sunday Sprint Planning</w:t>
+        <w:t>MODULE 3: The Sunday Strategic Sprint</w:t>
       </w:r>
     </w:p>
     <w:p>
       <w:r>
-        <w:t>Objective: Win the week before it starts.</w:t>
+        <w:rPr>
+          <w:b/>
+        </w:rPr>
+        <w:t>Strategic Objective: Win the week before it starts with a surgical audit.</w:t>
       </w:r>
     </w:p>
     <w:p>
       <w:r>
-        <w:t>The Strategic Audit ritual. How to ensure your weekly actions are aligned with your 10-year goal.</w:t>
+        <w:t>Most people start their Monday in a panic. The Elite Architect wins on Sunday. You'll learn the '90-Minute Strategic Audit': Reviewing the past week's wins/failures, identifying the 'Triple Win' for the coming week, and pre-blocking your calendar. We focus on 'Alignment'—ensuring your weekly tasks are direct descendants of your 90-day Keystone Goal.</w:t>
       </w:r>
     </w:p>
     <w:p>
       <w:r>
-        <w:t>Execution Steps:</w:t>
+        <w:rPr>
+          <w:b/>
+        </w:rPr>
+        <w:t>Elite Execution Steps:</w:t>
       </w:r>
     </w:p>
     <w:p>
@@ -156,7 +174,7 @@
         <w:pStyle w:val="ListBullet"/>
       </w:pPr>
       <w:r>
-        <w:t>Perform a 30-minute Sunday Reflection</w:t>
+        <w:t>Perform the 'Sunday Reflection' (Wins, Losses, Lessons)</w:t>
       </w:r>
     </w:p>
     <w:p>
@@ -164,7 +182,7 @@
         <w:pStyle w:val="ListBullet"/>
       </w:pPr>
       <w:r>
-        <w:t>Identify your 'Triple Win' for the coming week</w:t>
+        <w:t>Select exactly 3 'Needle-Moving' tasks for the week</w:t>
       </w:r>
     </w:p>
     <w:p>
@@ -172,7 +190,7 @@
         <w:pStyle w:val="ListBullet"/>
       </w:pPr>
       <w:r>
-        <w:t>Audit your calendar for 'Ghost Meetings'</w:t>
+        <w:t>Pre-block 12 hours of 'Deep Work' in your calendar</w:t>
       </w:r>
     </w:p>
     <w:p>
@@ -185,22 +203,28 @@
         <w:pStyle w:val="Heading1"/>
       </w:pPr>
       <w:r>
-        <w:t>MODULE 4: The Digital Sunset</w:t>
+        <w:t>MODULE 4: The Digital Sunset &amp; Cognitive Recovery</w:t>
       </w:r>
     </w:p>
     <w:p>
       <w:r>
-        <w:t>Objective: Engineer perfect cognitive recovery.</w:t>
+        <w:rPr>
+          <w:b/>
+        </w:rPr>
+        <w:t>Strategic Objective: Protect your 'Output Hardware' by mastering the art of rest.</w:t>
       </w:r>
     </w:p>
     <w:p>
       <w:r>
-        <w:t>Restoring focus through evening rituals. Why your productivity depends on how well you rest.</w:t>
+        <w:t>Elite performance requires elite recovery. We discuss the 'Digital Sunset'—a sequence of actions that down-regulates your nervous system for sleep. You'll learn the 'Brain-Dump' ritual to clear open loops and the 'Sleep Hygiene' standards (Cold, Dark, Quiet). You don't work hard to rest; you rest hard so you can architect with precision.</w:t>
       </w:r>
     </w:p>
     <w:p>
       <w:r>
-        <w:t>Execution Steps:</w:t>
+        <w:rPr>
+          <w:b/>
+        </w:rPr>
+        <w:t>Elite Execution Steps:</w:t>
       </w:r>
     </w:p>
     <w:p>
@@ -208,7 +232,7 @@
         <w:pStyle w:val="ListBullet"/>
       </w:pPr>
       <w:r>
-        <w:t>Implement an 8:00 PM 'Digital Sunset'</w:t>
+        <w:t>Implement the '8 PM Sunset' (No work apps/email)</w:t>
       </w:r>
     </w:p>
     <w:p>
@@ -216,7 +240,7 @@
         <w:pStyle w:val="ListBullet"/>
       </w:pPr>
       <w:r>
-        <w:t>Practice a 'Brain-Dump' ritual before bed</w:t>
+        <w:t>Practice the 5-minute 'Evening Brain-Dump' before bed</w:t>
       </w:r>
     </w:p>
     <w:p>
@@ -224,7 +248,7 @@
         <w:pStyle w:val="ListBullet"/>
       </w:pPr>
       <w:r>
-        <w:t>Audit your sleep environment for optimal recovery</w:t>
+        <w:t>Audit your bedroom for the 3 Sleep Pillars (Cold, Dark, Quiet)</w:t>
       </w:r>
     </w:p>
     <w:p>
@@ -237,22 +261,28 @@
         <w:pStyle w:val="Heading1"/>
       </w:pPr>
       <w:r>
-        <w:t>MODULE 5: Batching &amp; Time-Blocking</w:t>
+        <w:t>MODULE 5: Batching, Time-Blocking &amp; The Theme-Day System</w:t>
       </w:r>
     </w:p>
     <w:p>
       <w:r>
-        <w:t>Objective: Maintain cognitive momentum.</w:t>
+        <w:rPr>
+          <w:b/>
+        </w:rPr>
+        <w:t>Strategic Objective: Kill the 'Switching Cost' by grouping similar strategic tasks.</w:t>
       </w:r>
     </w:p>
     <w:p>
       <w:r>
-        <w:t>Theme days to eliminate the cost of context switching. Grouping similar tasks for maximum efficiency.</w:t>
+        <w:t>Context switching is the silent killer of productivity. We implement 'Theme Days': Marketing Monday, Team Tuesday, Creation Wednesday, etc. You'll learn how to batch similar tasks (emails, calls, content) into 'Deep Blocks' so your brain stays in one 'Gear' for longer. This leads to the legendary '10X Day' where more is done in 8 hours than most do in a month.</w:t>
       </w:r>
     </w:p>
     <w:p>
       <w:r>
-        <w:t>Execution Steps:</w:t>
+        <w:rPr>
+          <w:b/>
+        </w:rPr>
+        <w:t>Elite Execution Steps:</w:t>
       </w:r>
     </w:p>
     <w:p>
@@ -260,7 +290,7 @@
         <w:pStyle w:val="ListBullet"/>
       </w:pPr>
       <w:r>
-        <w:t>Assign a theme to each day of your week (e.g., Marketing Monday)</w:t>
+        <w:t>Assign a theme to each day of your working week</w:t>
       </w:r>
     </w:p>
     <w:p>
@@ -268,7 +298,7 @@
         <w:pStyle w:val="ListBullet"/>
       </w:pPr>
       <w:r>
-        <w:t>Block out 'Maker' vs 'Manager' slots</w:t>
+        <w:t>Group all recurring 'Maintenance' tasks into one block</w:t>
       </w:r>
     </w:p>
     <w:p>
@@ -276,7 +306,7 @@
         <w:pStyle w:val="ListBullet"/>
       </w:pPr>
       <w:r>
-        <w:t>Audit fragmented time blocks and consolidate them</w:t>
+        <w:t>Block out a 'CEO Day' for pure strategic thinking</w:t>
       </w:r>
     </w:p>
     <w:p>
@@ -289,22 +319,28 @@
         <w:pStyle w:val="Heading1"/>
       </w:pPr>
       <w:r>
-        <w:t>MODULE 6: No-Meeting Culture</w:t>
+        <w:t>MODULE 6: Asynchronous SOPs &amp; The 'No-Meeting' Culture</w:t>
       </w:r>
     </w:p>
     <w:p>
       <w:r>
-        <w:t>Objective: Protect flow via Asynchronous SOPs.</w:t>
+        <w:rPr>
+          <w:b/>
+        </w:rPr>
+        <w:t>Strategic Objective: Reclaim 50%+ of your time by replacing status updates with systems.</w:t>
       </w:r>
     </w:p>
     <w:p>
       <w:r>
-        <w:t>Moving from status meetings to written updates. Giving your team back their most valuable asset: Time.</w:t>
+        <w:t>Meetings are often where productivity goes to die. We teach the 'Asynch Protocol.' Use video (Loom) and written updates to handle 90% of team communication. You'll learn how to audit your calendar and ruthlessly delete 'Status Theatre' meetings. We build a culture where time is respected as the ultimate asset of the Architect.</w:t>
       </w:r>
     </w:p>
     <w:p>
       <w:r>
-        <w:t>Execution Steps:</w:t>
+        <w:rPr>
+          <w:b/>
+        </w:rPr>
+        <w:t>Elite Execution Steps:</w:t>
       </w:r>
     </w:p>
     <w:p>
@@ -312,7 +348,7 @@
         <w:pStyle w:val="ListBullet"/>
       </w:pPr>
       <w:r>
-        <w:t>Perform a 'Meeting Audit' and delete 50% of them</w:t>
+        <w:t>Audit your calendar and delete/decline 3 recurring meetings</w:t>
       </w:r>
     </w:p>
     <w:p>
@@ -320,7 +356,7 @@
         <w:pStyle w:val="ListBullet"/>
       </w:pPr>
       <w:r>
-        <w:t>Implement an Asynch Update SOP</w:t>
+        <w:t>Draft an 'Asynch Update' template for your team</w:t>
       </w:r>
     </w:p>
     <w:p>
@@ -328,7 +364,7 @@
         <w:pStyle w:val="ListBullet"/>
       </w:pPr>
       <w:r>
-        <w:t>Test a 'No-Meeting Wednesday' for one month</w:t>
+        <w:t>Initiate a 'No-Meeting Wednesday' for yourself and your team</w:t>
       </w:r>
     </w:p>
     <w:p>
@@ -341,22 +377,28 @@
         <w:pStyle w:val="Heading1"/>
       </w:pPr>
       <w:r>
-        <w:t>MODULE 7: Velocity Review Protocol</w:t>
+        <w:t>MODULE 7: Velocity Review &amp; The 1% Correction Protocol</w:t>
       </w:r>
     </w:p>
     <w:p>
       <w:r>
-        <w:t>Objective: Audit mission alignment daily.</w:t>
+        <w:rPr>
+          <w:b/>
+        </w:rPr>
+        <w:t>Strategic Objective: Iterate your execution daily for compounding results.</w:t>
       </w:r>
     </w:p>
     <w:p>
       <w:r>
-        <w:t>Daily actions must align with directional purpose. The nightly ritual for 1% improvements.</w:t>
+        <w:t>Small misalignments today become massive failures in 5 years. We implement the 'Evening Velocity Review.' Every day, you'll ask: Did I hit my Keystone? What was the biggest friction? How do I fix it tomorrow? We focus on the '1% Compounding'—improving your system just a tiny bit every single day until you are unstoppable.</w:t>
       </w:r>
     </w:p>
     <w:p>
       <w:r>
-        <w:t>Execution Steps:</w:t>
+        <w:rPr>
+          <w:b/>
+        </w:rPr>
+        <w:t>Elite Execution Steps:</w:t>
       </w:r>
     </w:p>
     <w:p>
@@ -364,7 +406,7 @@
         <w:pStyle w:val="ListBullet"/>
       </w:pPr>
       <w:r>
-        <w:t>Perform a 5-minute Evening Reflection</w:t>
+        <w:t>Complete the 2-minute 'Velocity Review' tonight</w:t>
       </w:r>
     </w:p>
     <w:p>
@@ -372,7 +414,7 @@
         <w:pStyle w:val="ListBullet"/>
       </w:pPr>
       <w:r>
-        <w:t>Audit your alignment with your Keystone Goal</w:t>
+        <w:t>Identify the 'Friction of the Day' and one solution</w:t>
       </w:r>
     </w:p>
     <w:p>
@@ -380,7 +422,7 @@
         <w:pStyle w:val="ListBullet"/>
       </w:pPr>
       <w:r>
-        <w:t>Draft one correction protocol for the next day</w:t>
+        <w:t>Check tomorrow's 'Triple Win' before closing your laptop</w:t>
       </w:r>
     </w:p>
     <w:p>
@@ -393,22 +435,28 @@
         <w:pStyle w:val="Heading1"/>
       </w:pPr>
       <w:r>
-        <w:t>MODULE 8: Mastery of Leverage Tools</w:t>
+        <w:t>MODULE 8: The Second Brain &amp; Leverage Tool Mastery</w:t>
       </w:r>
     </w:p>
     <w:p>
       <w:r>
-        <w:t>Objective: Automate your second brain.</w:t>
+        <w:rPr>
+          <w:b/>
+        </w:rPr>
+        <w:t>Strategic Objective: Build a digital nervous system that remembers and organizes everything.</w:t>
       </w:r>
     </w:p>
     <w:p>
       <w:r>
-        <w:t>Advanced organization using tools like Notion and Linear. Building a system that remembers everything so you don't have to.</w:t>
+        <w:t>Stop using your brain as a storage device; use it as a processing unit. We cover the 'Second Brain' architecture using Notion, Linear, or Obsidian. Learn how to capture insights, organize projects by 'Architectural Phase,' and connect your AI assistant to your task manager. This is the blueprint for a 'Zero-Stress' organization system.</w:t>
       </w:r>
     </w:p>
     <w:p>
       <w:r>
-        <w:t>Execution Steps:</w:t>
+        <w:rPr>
+          <w:b/>
+        </w:rPr>
+        <w:t>Elite Execution Steps:</w:t>
       </w:r>
     </w:p>
     <w:p>
@@ -416,7 +464,7 @@
         <w:pStyle w:val="ListBullet"/>
       </w:pPr>
       <w:r>
-        <w:t>Perform a Leverage Tool audit</w:t>
+        <w:t>Perform a 'Tool Audit' and eliminate 2 redundant apps</w:t>
       </w:r>
     </w:p>
     <w:p>
@@ -424,7 +472,7 @@
         <w:pStyle w:val="ListBullet"/>
       </w:pPr>
       <w:r>
-        <w:t>Setup your 'Empire HQ' in Notion</w:t>
+        <w:t>Setup your 'Strategic HQ' in Notion (Inbox, Projects, Vault)</w:t>
       </w:r>
     </w:p>
     <w:p>
@@ -432,7 +480,7 @@
         <w:pStyle w:val="ListBullet"/>
       </w:pPr>
       <w:r>
-        <w:t>Connect your AI assistant to your task management system</w:t>
+        <w:t>Sync your 'Second Brain' with your daily execution engine</w:t>
       </w:r>
     </w:p>
     <w:p>
@@ -813,6 +861,10 @@
     <w:name w:val="Normal"/>
     <w:qFormat/>
     <w:rsid w:val="00FC693F"/>
+    <w:rPr>
+      <w:rFonts w:ascii="Inter" w:hAnsi="Inter"/>
+      <w:sz w:val="22"/>
+    </w:rPr>
   </w:style>
   <w:style w:type="paragraph" w:styleId="Header">
     <w:name w:val="header"/>
